--- a/Coding 1 - year/Unit 5 - Functions and Modularity/Daily Lesson Plans/Word/Day 115.docx
+++ b/Coding 1 - year/Unit 5 - Functions and Modularity/Daily Lesson Plans/Word/Day 115.docx
@@ -50,12 +50,15 @@
               </w:rPr>
               <w:t xml:space="preserve">Coding I — Full Year</w:t>
             </w:r>
-          </w:p>
-          <w:p>
-            <w:pPr>
-              <w:spacing w:before="40"/>
-              <w:jc w:val="center"/>
-            </w:pPr>
+            <w:r>
+              <w:rPr>
+                <w:rFonts w:ascii="Arial" w:cs="Arial" w:eastAsia="Arial" w:hAnsi="Arial"/>
+                <w:sz w:val="16"/>
+                <w:szCs w:val="16"/>
+              </w:rPr>
+              <w:br/>
+              <w:t xml:space="preserve"/>
+            </w:r>
             <w:r>
               <w:rPr>
                 <w:rFonts w:ascii="Arial" w:cs="Arial" w:eastAsia="Arial" w:hAnsi="Arial"/>
@@ -83,7 +86,7 @@
           <w:rFonts w:ascii="Arial" w:cs="Arial" w:eastAsia="Arial" w:hAnsi="Arial"/>
           <w:b/>
           <w:bCs/>
-          <w:color w:val="1F3864"/>
+          <w:color w:val="2B5797"/>
           <w:sz w:val="32"/>
           <w:szCs w:val="32"/>
         </w:rPr>
@@ -261,9 +264,9 @@
               <w:right w:val="single" w:color="CCCCCC" w:sz="1"/>
             </w:tcBorders>
             <w:tcMar>
-              <w:top w:type="dxa" w:w="60"/>
+              <w:top w:type="dxa" w:w="80"/>
               <w:left w:type="dxa" w:w="120"/>
-              <w:bottom w:type="dxa" w:w="60"/>
+              <w:bottom w:type="dxa" w:w="80"/>
               <w:right w:type="dxa" w:w="120"/>
             </w:tcMar>
           </w:tcPr>
@@ -290,20 +293,147 @@
               <w:right w:val="single" w:color="CCCCCC" w:sz="1"/>
             </w:tcBorders>
             <w:tcMar>
-              <w:top w:type="dxa" w:w="60"/>
+              <w:top w:type="dxa" w:w="80"/>
               <w:left w:type="dxa" w:w="120"/>
-              <w:bottom w:type="dxa" w:w="60"/>
+              <w:bottom w:type="dxa" w:w="80"/>
               <w:right w:type="dxa" w:w="120"/>
             </w:tcMar>
           </w:tcPr>
           <w:p>
-            <w:r>
-              <w:rPr>
-                <w:rFonts w:ascii="Arial" w:cs="Arial" w:eastAsia="Arial" w:hAnsi="Arial"/>
-                <w:sz w:val="20"/>
-                <w:szCs w:val="20"/>
+            <w:pPr>
+              <w:spacing w:after="80" w:before="80"/>
+            </w:pPr>
+            <w:r>
+              <w:rPr>
+                <w:rFonts w:ascii="Arial" w:cs="Arial" w:eastAsia="Arial" w:hAnsi="Arial"/>
+                <w:b/>
+                <w:bCs/>
+                <w:i w:val="false"/>
+                <w:iCs w:val="false"/>
+                <w:color w:val="000000"/>
+                <w:sz w:val="22"/>
+                <w:szCs w:val="22"/>
               </w:rPr>
               <w:t xml:space="preserve">Bell Ringer / Review</w:t>
+            </w:r>
+            <w:r>
+              <w:rPr>
+                <w:rFonts w:ascii="Arial" w:cs="Arial" w:eastAsia="Arial" w:hAnsi="Arial"/>
+                <w:sz w:val="20"/>
+                <w:szCs w:val="20"/>
+              </w:rPr>
+              <w:br/>
+              <w:t xml:space="preserve"/>
+            </w:r>
+            <w:r>
+              <w:rPr>
+                <w:rFonts w:ascii="Arial" w:cs="Arial" w:eastAsia="Arial" w:hAnsi="Arial"/>
+                <w:sz w:val="20"/>
+                <w:szCs w:val="20"/>
+              </w:rPr>
+              <w:br/>
+              <w:t xml:space="preserve"/>
+            </w:r>
+            <w:r>
+              <w:rPr>
+                <w:rFonts w:ascii="Arial" w:cs="Arial" w:eastAsia="Arial" w:hAnsi="Arial"/>
+                <w:b/>
+                <w:bCs/>
+                <w:i w:val="false"/>
+                <w:iCs w:val="false"/>
+                <w:color w:val="000000"/>
+                <w:sz w:val="20"/>
+                <w:szCs w:val="20"/>
+              </w:rPr>
+              <w:t xml:space="preserve">Quick Write </w:t>
+            </w:r>
+            <w:r>
+              <w:rPr>
+                <w:rFonts w:ascii="Arial" w:cs="Arial" w:eastAsia="Arial" w:hAnsi="Arial"/>
+                <w:b w:val="false"/>
+                <w:bCs w:val="false"/>
+                <w:i w:val="false"/>
+                <w:iCs w:val="false"/>
+                <w:color w:val="000000"/>
+                <w:sz w:val="20"/>
+                <w:szCs w:val="20"/>
+              </w:rPr>
+              <w:t xml:space="preserve">(3 min — written or verbal):</w:t>
+            </w:r>
+            <w:r>
+              <w:rPr>
+                <w:rFonts w:ascii="Arial" w:cs="Arial" w:eastAsia="Arial" w:hAnsi="Arial"/>
+                <w:sz w:val="20"/>
+                <w:szCs w:val="20"/>
+              </w:rPr>
+              <w:br/>
+              <w:t xml:space="preserve"/>
+            </w:r>
+            <w:r>
+              <w:rPr>
+                <w:rFonts w:ascii="Arial" w:cs="Arial" w:eastAsia="Arial" w:hAnsi="Arial"/>
+                <w:b w:val="false"/>
+                <w:bCs w:val="false"/>
+                <w:i w:val="false"/>
+                <w:iCs w:val="false"/>
+                <w:color w:val="000000"/>
+                <w:sz w:val="20"/>
+                <w:szCs w:val="20"/>
+              </w:rPr>
+              <w:t xml:space="preserve">    In your own words: Design and build a complete, modular program that solves a problem I care about?</w:t>
+            </w:r>
+            <w:r>
+              <w:rPr>
+                <w:rFonts w:ascii="Arial" w:cs="Arial" w:eastAsia="Arial" w:hAnsi="Arial"/>
+                <w:sz w:val="20"/>
+                <w:szCs w:val="20"/>
+              </w:rPr>
+              <w:br/>
+              <w:t xml:space="preserve"/>
+            </w:r>
+            <w:r>
+              <w:rPr>
+                <w:rFonts w:ascii="Arial" w:cs="Arial" w:eastAsia="Arial" w:hAnsi="Arial"/>
+                <w:sz w:val="20"/>
+                <w:szCs w:val="20"/>
+              </w:rPr>
+              <w:br/>
+              <w:t xml:space="preserve"/>
+            </w:r>
+            <w:r>
+              <w:rPr>
+                <w:rFonts w:ascii="Arial" w:cs="Arial" w:eastAsia="Arial" w:hAnsi="Arial"/>
+                <w:b w:val="false"/>
+                <w:bCs w:val="false"/>
+                <w:i/>
+                <w:iCs/>
+                <w:color w:val="444444"/>
+                <w:sz w:val="20"/>
+                <w:szCs w:val="20"/>
+              </w:rPr>
+              <w:t xml:space="preserve">Today's Goal: By the end of class you will be able to design and build a complete, modular program that solves a problem I care about.</w:t>
+            </w:r>
+            <w:r>
+              <w:rPr>
+                <w:rFonts w:ascii="Arial" w:cs="Arial" w:eastAsia="Arial" w:hAnsi="Arial"/>
+                <w:sz w:val="20"/>
+                <w:szCs w:val="20"/>
+              </w:rPr>
+              <w:br/>
+              <w:t xml:space="preserve"/>
+            </w:r>
+            <w:r>
+              <w:rPr>
+                <w:rFonts w:ascii="Arial" w:cs="Arial" w:eastAsia="Arial" w:hAnsi="Arial"/>
+                <w:b w:val="false"/>
+                <w:bCs w:val="false"/>
+                <w:i/>
+                <w:iCs/>
+                <w:color w:val="555555"/>
+                <w:sz w:val="20"/>
+                <w:szCs w:val="20"/>
+              </w:rPr>
+              <w:t xml:space="preserve">→ Pair-share your response, then 2–3 students share with the class.</w:t>
             </w:r>
           </w:p>
         </w:tc>
@@ -319,9 +449,9 @@
               <w:right w:val="single" w:color="CCCCCC" w:sz="1"/>
             </w:tcBorders>
             <w:tcMar>
-              <w:top w:type="dxa" w:w="60"/>
+              <w:top w:type="dxa" w:w="80"/>
               <w:left w:type="dxa" w:w="120"/>
-              <w:bottom w:type="dxa" w:w="60"/>
+              <w:bottom w:type="dxa" w:w="80"/>
               <w:right w:type="dxa" w:w="120"/>
             </w:tcMar>
           </w:tcPr>
@@ -348,20 +478,164 @@
               <w:right w:val="single" w:color="CCCCCC" w:sz="1"/>
             </w:tcBorders>
             <w:tcMar>
-              <w:top w:type="dxa" w:w="60"/>
+              <w:top w:type="dxa" w:w="80"/>
               <w:left w:type="dxa" w:w="120"/>
-              <w:bottom w:type="dxa" w:w="60"/>
+              <w:bottom w:type="dxa" w:w="80"/>
               <w:right w:type="dxa" w:w="120"/>
             </w:tcMar>
           </w:tcPr>
           <w:p>
-            <w:r>
-              <w:rPr>
-                <w:rFonts w:ascii="Arial" w:cs="Arial" w:eastAsia="Arial" w:hAnsi="Arial"/>
-                <w:sz w:val="20"/>
-                <w:szCs w:val="20"/>
-              </w:rPr>
-              <w:t xml:space="preserve">Mini Lesson: Mini-Project Work Day — Modular Program of Your Choice</w:t>
+            <w:pPr>
+              <w:spacing w:after="80" w:before="80"/>
+            </w:pPr>
+            <w:r>
+              <w:rPr>
+                <w:rFonts w:ascii="Arial" w:cs="Arial" w:eastAsia="Arial" w:hAnsi="Arial"/>
+                <w:b/>
+                <w:bCs/>
+                <w:i w:val="false"/>
+                <w:iCs w:val="false"/>
+                <w:color w:val="000000"/>
+                <w:sz w:val="22"/>
+                <w:szCs w:val="22"/>
+              </w:rPr>
+              <w:t xml:space="preserve">Mini Lesson: </w:t>
+            </w:r>
+            <w:r>
+              <w:rPr>
+                <w:rFonts w:ascii="Arial" w:cs="Arial" w:eastAsia="Arial" w:hAnsi="Arial"/>
+                <w:b w:val="false"/>
+                <w:bCs w:val="false"/>
+                <w:i w:val="false"/>
+                <w:iCs w:val="false"/>
+                <w:color w:val="000000"/>
+                <w:sz w:val="22"/>
+                <w:szCs w:val="22"/>
+              </w:rPr>
+              <w:t xml:space="preserve">Mini-Project Work Day — Modular Program of Your Choice</w:t>
+            </w:r>
+            <w:r>
+              <w:rPr>
+                <w:rFonts w:ascii="Arial" w:cs="Arial" w:eastAsia="Arial" w:hAnsi="Arial"/>
+                <w:sz w:val="20"/>
+                <w:szCs w:val="20"/>
+              </w:rPr>
+              <w:br/>
+              <w:t xml:space="preserve"/>
+            </w:r>
+            <w:r>
+              <w:rPr>
+                <w:rFonts w:ascii="Arial" w:cs="Arial" w:eastAsia="Arial" w:hAnsi="Arial"/>
+                <w:sz w:val="20"/>
+                <w:szCs w:val="20"/>
+              </w:rPr>
+              <w:br/>
+              <w:t xml:space="preserve"/>
+            </w:r>
+            <w:r>
+              <w:rPr>
+                <w:rFonts w:ascii="Arial" w:cs="Arial" w:eastAsia="Arial" w:hAnsi="Arial"/>
+                <w:b/>
+                <w:bCs/>
+                <w:i/>
+                <w:iCs/>
+                <w:color w:val="000000"/>
+                <w:sz w:val="20"/>
+                <w:szCs w:val="20"/>
+              </w:rPr>
+              <w:t xml:space="preserve">Learning Target: </w:t>
+            </w:r>
+            <w:r>
+              <w:rPr>
+                <w:rFonts w:ascii="Arial" w:cs="Arial" w:eastAsia="Arial" w:hAnsi="Arial"/>
+                <w:b w:val="false"/>
+                <w:bCs w:val="false"/>
+                <w:i/>
+                <w:iCs/>
+                <w:color w:val="333333"/>
+                <w:sz w:val="20"/>
+                <w:szCs w:val="20"/>
+              </w:rPr>
+              <w:t xml:space="preserve">I can design and build a complete, modular program that solves a problem I care about.</w:t>
+            </w:r>
+            <w:r>
+              <w:rPr>
+                <w:rFonts w:ascii="Arial" w:cs="Arial" w:eastAsia="Arial" w:hAnsi="Arial"/>
+                <w:sz w:val="20"/>
+                <w:szCs w:val="20"/>
+              </w:rPr>
+              <w:br/>
+              <w:t xml:space="preserve"/>
+            </w:r>
+            <w:r>
+              <w:rPr>
+                <w:rFonts w:ascii="Arial" w:cs="Arial" w:eastAsia="Arial" w:hAnsi="Arial"/>
+                <w:sz w:val="20"/>
+                <w:szCs w:val="20"/>
+              </w:rPr>
+              <w:br/>
+              <w:t xml:space="preserve"/>
+            </w:r>
+            <w:r>
+              <w:rPr>
+                <w:rFonts w:ascii="Arial" w:cs="Arial" w:eastAsia="Arial" w:hAnsi="Arial"/>
+                <w:b/>
+                <w:bCs/>
+                <w:i/>
+                <w:iCs/>
+                <w:color w:val="555555"/>
+                <w:sz w:val="20"/>
+                <w:szCs w:val="20"/>
+              </w:rPr>
+              <w:t xml:space="preserve">→ Live Demo — </w:t>
+            </w:r>
+            <w:r>
+              <w:rPr>
+                <w:rFonts w:ascii="Arial" w:cs="Arial" w:eastAsia="Arial" w:hAnsi="Arial"/>
+                <w:b w:val="false"/>
+                <w:bCs w:val="false"/>
+                <w:i/>
+                <w:iCs/>
+                <w:color w:val="555555"/>
+                <w:sz w:val="20"/>
+                <w:szCs w:val="20"/>
+              </w:rPr>
+              <w:t xml:space="preserve">type examples as students follow along in their own editor.</w:t>
+            </w:r>
+            <w:r>
+              <w:rPr>
+                <w:rFonts w:ascii="Arial" w:cs="Arial" w:eastAsia="Arial" w:hAnsi="Arial"/>
+                <w:sz w:val="20"/>
+                <w:szCs w:val="20"/>
+              </w:rPr>
+              <w:br/>
+              <w:t xml:space="preserve"/>
+            </w:r>
+            <w:r>
+              <w:rPr>
+                <w:rFonts w:ascii="Arial" w:cs="Arial" w:eastAsia="Arial" w:hAnsi="Arial"/>
+                <w:b/>
+                <w:bCs/>
+                <w:i/>
+                <w:iCs/>
+                <w:color w:val="555555"/>
+                <w:sz w:val="20"/>
+                <w:szCs w:val="20"/>
+              </w:rPr>
+              <w:t xml:space="preserve">→ Check for Understanding: </w:t>
+            </w:r>
+            <w:r>
+              <w:rPr>
+                <w:rFonts w:ascii="Arial" w:cs="Arial" w:eastAsia="Arial" w:hAnsi="Arial"/>
+                <w:b w:val="false"/>
+                <w:bCs w:val="false"/>
+                <w:i/>
+                <w:iCs/>
+                <w:color w:val="555555"/>
+                <w:sz w:val="20"/>
+                <w:szCs w:val="20"/>
+              </w:rPr>
+              <w:t xml:space="preserve">pause and cold-call: “Can someone explain what we just did in their own words?”</w:t>
             </w:r>
           </w:p>
         </w:tc>
@@ -377,9 +651,9 @@
               <w:right w:val="single" w:color="CCCCCC" w:sz="1"/>
             </w:tcBorders>
             <w:tcMar>
-              <w:top w:type="dxa" w:w="60"/>
+              <w:top w:type="dxa" w:w="80"/>
               <w:left w:type="dxa" w:w="120"/>
-              <w:bottom w:type="dxa" w:w="60"/>
+              <w:bottom w:type="dxa" w:w="80"/>
               <w:right w:type="dxa" w:w="120"/>
             </w:tcMar>
           </w:tcPr>
@@ -392,7 +666,7 @@
                 <w:sz w:val="20"/>
                 <w:szCs w:val="20"/>
               </w:rPr>
-              <w:t xml:space="preserve">15-20 min</w:t>
+              <w:t xml:space="preserve">15–20 min</w:t>
             </w:r>
           </w:p>
         </w:tc>
@@ -406,20 +680,81 @@
               <w:right w:val="single" w:color="CCCCCC" w:sz="1"/>
             </w:tcBorders>
             <w:tcMar>
-              <w:top w:type="dxa" w:w="60"/>
+              <w:top w:type="dxa" w:w="80"/>
               <w:left w:type="dxa" w:w="120"/>
-              <w:bottom w:type="dxa" w:w="60"/>
+              <w:bottom w:type="dxa" w:w="80"/>
               <w:right w:type="dxa" w:w="120"/>
             </w:tcMar>
           </w:tcPr>
           <w:p>
-            <w:r>
-              <w:rPr>
-                <w:rFonts w:ascii="Arial" w:cs="Arial" w:eastAsia="Arial" w:hAnsi="Arial"/>
-                <w:sz w:val="20"/>
-                <w:szCs w:val="20"/>
+            <w:pPr>
+              <w:spacing w:after="80" w:before="80"/>
+            </w:pPr>
+            <w:r>
+              <w:rPr>
+                <w:rFonts w:ascii="Arial" w:cs="Arial" w:eastAsia="Arial" w:hAnsi="Arial"/>
+                <w:b/>
+                <w:bCs/>
+                <w:i w:val="false"/>
+                <w:iCs w:val="false"/>
+                <w:color w:val="000000"/>
+                <w:sz w:val="22"/>
+                <w:szCs w:val="22"/>
               </w:rPr>
               <w:t xml:space="preserve">Independent Practice / Code Along</w:t>
+            </w:r>
+            <w:r>
+              <w:rPr>
+                <w:rFonts w:ascii="Arial" w:cs="Arial" w:eastAsia="Arial" w:hAnsi="Arial"/>
+                <w:sz w:val="20"/>
+                <w:szCs w:val="20"/>
+              </w:rPr>
+              <w:br/>
+              <w:t xml:space="preserve"/>
+            </w:r>
+            <w:r>
+              <w:rPr>
+                <w:rFonts w:ascii="Arial" w:cs="Arial" w:eastAsia="Arial" w:hAnsi="Arial"/>
+                <w:b w:val="false"/>
+                <w:bCs w:val="false"/>
+                <w:i w:val="false"/>
+                <w:iCs w:val="false"/>
+                <w:color w:val="000000"/>
+                <w:sz w:val="20"/>
+                <w:szCs w:val="20"/>
+              </w:rPr>
+              <w:t xml:space="preserve">    Work through problems from the day's exercise set.</w:t>
+            </w:r>
+            <w:r>
+              <w:rPr>
+                <w:rFonts w:ascii="Arial" w:cs="Arial" w:eastAsia="Arial" w:hAnsi="Arial"/>
+                <w:sz w:val="20"/>
+                <w:szCs w:val="20"/>
+              </w:rPr>
+              <w:br/>
+              <w:t xml:space="preserve"/>
+            </w:r>
+            <w:r>
+              <w:rPr>
+                <w:rFonts w:ascii="Arial" w:cs="Arial" w:eastAsia="Arial" w:hAnsi="Arial"/>
+                <w:sz w:val="20"/>
+                <w:szCs w:val="20"/>
+              </w:rPr>
+              <w:br/>
+              <w:t xml:space="preserve"/>
+            </w:r>
+            <w:r>
+              <w:rPr>
+                <w:rFonts w:ascii="Arial" w:cs="Arial" w:eastAsia="Arial" w:hAnsi="Arial"/>
+                <w:b w:val="false"/>
+                <w:bCs w:val="false"/>
+                <w:i/>
+                <w:iCs/>
+                <w:color w:val="555555"/>
+                <w:sz w:val="20"/>
+                <w:szCs w:val="20"/>
+              </w:rPr>
+              <w:t xml:space="preserve">→ Teacher circulates — offer hints, check for understanding.</w:t>
             </w:r>
           </w:p>
         </w:tc>
@@ -435,9 +770,9 @@
               <w:right w:val="single" w:color="CCCCCC" w:sz="1"/>
             </w:tcBorders>
             <w:tcMar>
-              <w:top w:type="dxa" w:w="60"/>
+              <w:top w:type="dxa" w:w="80"/>
               <w:left w:type="dxa" w:w="120"/>
-              <w:bottom w:type="dxa" w:w="60"/>
+              <w:bottom w:type="dxa" w:w="80"/>
               <w:right w:type="dxa" w:w="120"/>
             </w:tcMar>
           </w:tcPr>
@@ -464,20 +799,90 @@
               <w:right w:val="single" w:color="CCCCCC" w:sz="1"/>
             </w:tcBorders>
             <w:tcMar>
-              <w:top w:type="dxa" w:w="60"/>
+              <w:top w:type="dxa" w:w="80"/>
               <w:left w:type="dxa" w:w="120"/>
-              <w:bottom w:type="dxa" w:w="60"/>
+              <w:bottom w:type="dxa" w:w="80"/>
               <w:right w:type="dxa" w:w="120"/>
             </w:tcMar>
           </w:tcPr>
           <w:p>
-            <w:r>
-              <w:rPr>
-                <w:rFonts w:ascii="Arial" w:cs="Arial" w:eastAsia="Arial" w:hAnsi="Arial"/>
-                <w:sz w:val="20"/>
-                <w:szCs w:val="20"/>
+            <w:pPr>
+              <w:spacing w:after="80" w:before="80"/>
+            </w:pPr>
+            <w:r>
+              <w:rPr>
+                <w:rFonts w:ascii="Arial" w:cs="Arial" w:eastAsia="Arial" w:hAnsi="Arial"/>
+                <w:b/>
+                <w:bCs/>
+                <w:i w:val="false"/>
+                <w:iCs w:val="false"/>
+                <w:color w:val="000000"/>
+                <w:sz w:val="22"/>
+                <w:szCs w:val="22"/>
               </w:rPr>
               <w:t xml:space="preserve">Exit Ticket / Wrap-Up</w:t>
+            </w:r>
+            <w:r>
+              <w:rPr>
+                <w:rFonts w:ascii="Arial" w:cs="Arial" w:eastAsia="Arial" w:hAnsi="Arial"/>
+                <w:sz w:val="20"/>
+                <w:szCs w:val="20"/>
+              </w:rPr>
+              <w:br/>
+              <w:t xml:space="preserve"/>
+            </w:r>
+            <w:r>
+              <w:rPr>
+                <w:rFonts w:ascii="Arial" w:cs="Arial" w:eastAsia="Arial" w:hAnsi="Arial"/>
+                <w:sz w:val="20"/>
+                <w:szCs w:val="20"/>
+              </w:rPr>
+              <w:br/>
+              <w:t xml:space="preserve"/>
+            </w:r>
+            <w:r>
+              <w:rPr>
+                <w:rFonts w:ascii="Arial" w:cs="Arial" w:eastAsia="Arial" w:hAnsi="Arial"/>
+                <w:b w:val="false"/>
+                <w:bCs w:val="false"/>
+                <w:i w:val="false"/>
+                <w:iCs w:val="false"/>
+                <w:color w:val="000000"/>
+                <w:sz w:val="20"/>
+                <w:szCs w:val="20"/>
+              </w:rPr>
+              <w:t xml:space="preserve">Quick Check: Design and build a complete, modular program that solves a problem I care about?</w:t>
+            </w:r>
+            <w:r>
+              <w:rPr>
+                <w:rFonts w:ascii="Arial" w:cs="Arial" w:eastAsia="Arial" w:hAnsi="Arial"/>
+                <w:sz w:val="20"/>
+                <w:szCs w:val="20"/>
+              </w:rPr>
+              <w:br/>
+              <w:t xml:space="preserve"/>
+            </w:r>
+            <w:r>
+              <w:rPr>
+                <w:rFonts w:ascii="Arial" w:cs="Arial" w:eastAsia="Arial" w:hAnsi="Arial"/>
+                <w:sz w:val="20"/>
+                <w:szCs w:val="20"/>
+              </w:rPr>
+              <w:br/>
+              <w:t xml:space="preserve"/>
+            </w:r>
+            <w:r>
+              <w:rPr>
+                <w:rFonts w:ascii="Arial" w:cs="Arial" w:eastAsia="Arial" w:hAnsi="Arial"/>
+                <w:b w:val="false"/>
+                <w:bCs w:val="false"/>
+                <w:i/>
+                <w:iCs/>
+                <w:color w:val="555555"/>
+                <w:sz w:val="20"/>
+                <w:szCs w:val="20"/>
+              </w:rPr>
+              <w:t xml:space="preserve">→ 3–2–1: Name 3 things learned, 2 new vocab words, 1 question you still have.</w:t>
             </w:r>
           </w:p>
         </w:tc>
@@ -628,32 +1033,6 @@
                 <w:sz w:val="18"/>
                 <w:szCs w:val="18"/>
               </w:rPr>
-              <w:t xml:space="preserve"># ===== CONSTANTS &amp; INITIAL DATA =====</w:t>
-            </w:r>
-          </w:p>
-          <w:p>
-            <w:pPr>
-              <w:spacing w:after="20"/>
-            </w:pPr>
-            <w:r>
-              <w:rPr>
-                <w:rFonts w:ascii="Courier New" w:cs="Courier New" w:eastAsia="Courier New" w:hAnsi="Courier New"/>
-                <w:sz w:val="18"/>
-                <w:szCs w:val="18"/>
-              </w:rPr>
-              <w:t xml:space="preserve"># Any constants or data you need at startup</w:t>
-            </w:r>
-          </w:p>
-          <w:p>
-            <w:pPr>
-              <w:spacing w:after="20"/>
-            </w:pPr>
-            <w:r>
-              <w:rPr>
-                <w:rFonts w:ascii="Courier New" w:cs="Courier New" w:eastAsia="Courier New" w:hAnsi="Courier New"/>
-                <w:sz w:val="18"/>
-                <w:szCs w:val="18"/>
-              </w:rPr>
               <w:t xml:space="preserve"> </w:t>
             </w:r>
           </w:p>
@@ -667,32 +1046,6 @@
                 <w:sz w:val="18"/>
                 <w:szCs w:val="18"/>
               </w:rPr>
-              <w:t xml:space="preserve"># ===== HELPER FUNCTIONS =====</w:t>
-            </w:r>
-          </w:p>
-          <w:p>
-            <w:pPr>
-              <w:spacing w:after="20"/>
-            </w:pPr>
-            <w:r>
-              <w:rPr>
-                <w:rFonts w:ascii="Courier New" w:cs="Courier New" w:eastAsia="Courier New" w:hAnsi="Courier New"/>
-                <w:sz w:val="18"/>
-                <w:szCs w:val="18"/>
-              </w:rPr>
-              <w:t xml:space="preserve"># Low-level utility functions</w:t>
-            </w:r>
-          </w:p>
-          <w:p>
-            <w:pPr>
-              <w:spacing w:after="20"/>
-            </w:pPr>
-            <w:r>
-              <w:rPr>
-                <w:rFonts w:ascii="Courier New" w:cs="Courier New" w:eastAsia="Courier New" w:hAnsi="Courier New"/>
-                <w:sz w:val="18"/>
-                <w:szCs w:val="18"/>
-              </w:rPr>
               <w:t xml:space="preserve"> </w:t>
             </w:r>
           </w:p>
@@ -706,6 +1059,58 @@
                 <w:sz w:val="18"/>
                 <w:szCs w:val="18"/>
               </w:rPr>
+              <w:t xml:space="preserve"> </w:t>
+            </w:r>
+          </w:p>
+          <w:p>
+            <w:pPr>
+              <w:spacing w:after="20"/>
+            </w:pPr>
+            <w:r>
+              <w:rPr>
+                <w:rFonts w:ascii="Courier New" w:cs="Courier New" w:eastAsia="Courier New" w:hAnsi="Courier New"/>
+                <w:sz w:val="18"/>
+                <w:szCs w:val="18"/>
+              </w:rPr>
+              <w:t xml:space="preserve"> </w:t>
+            </w:r>
+          </w:p>
+          <w:p>
+            <w:pPr>
+              <w:spacing w:after="20"/>
+            </w:pPr>
+            <w:r>
+              <w:rPr>
+                <w:rFonts w:ascii="Courier New" w:cs="Courier New" w:eastAsia="Courier New" w:hAnsi="Courier New"/>
+                <w:sz w:val="18"/>
+                <w:szCs w:val="18"/>
+              </w:rPr>
+              <w:t xml:space="preserve"> </w:t>
+            </w:r>
+          </w:p>
+          <w:p>
+            <w:pPr>
+              <w:spacing w:after="20"/>
+            </w:pPr>
+            <w:r>
+              <w:rPr>
+                <w:rFonts w:ascii="Courier New" w:cs="Courier New" w:eastAsia="Courier New" w:hAnsi="Courier New"/>
+                <w:sz w:val="18"/>
+                <w:szCs w:val="18"/>
+              </w:rPr>
+              <w:t xml:space="preserve"> </w:t>
+            </w:r>
+          </w:p>
+          <w:p>
+            <w:pPr>
+              <w:spacing w:after="20"/>
+            </w:pPr>
+            <w:r>
+              <w:rPr>
+                <w:rFonts w:ascii="Courier New" w:cs="Courier New" w:eastAsia="Courier New" w:hAnsi="Courier New"/>
+                <w:sz w:val="18"/>
+                <w:szCs w:val="18"/>
+              </w:rPr>
               <w:t xml:space="preserve">def helper_1():</w:t>
             </w:r>
           </w:p>
@@ -810,32 +1215,6 @@
                 <w:sz w:val="18"/>
                 <w:szCs w:val="18"/>
               </w:rPr>
-              <w:t xml:space="preserve"># ===== PROCESSING FUNCTIONS =====</w:t>
-            </w:r>
-          </w:p>
-          <w:p>
-            <w:pPr>
-              <w:spacing w:after="20"/>
-            </w:pPr>
-            <w:r>
-              <w:rPr>
-                <w:rFonts w:ascii="Courier New" w:cs="Courier New" w:eastAsia="Courier New" w:hAnsi="Courier New"/>
-                <w:sz w:val="18"/>
-                <w:szCs w:val="18"/>
-              </w:rPr>
-              <w:t xml:space="preserve"># Functions that do the main work</w:t>
-            </w:r>
-          </w:p>
-          <w:p>
-            <w:pPr>
-              <w:spacing w:after="20"/>
-            </w:pPr>
-            <w:r>
-              <w:rPr>
-                <w:rFonts w:ascii="Courier New" w:cs="Courier New" w:eastAsia="Courier New" w:hAnsi="Courier New"/>
-                <w:sz w:val="18"/>
-                <w:szCs w:val="18"/>
-              </w:rPr>
               <w:t xml:space="preserve"> </w:t>
             </w:r>
           </w:p>
@@ -849,6 +1228,32 @@
                 <w:sz w:val="18"/>
                 <w:szCs w:val="18"/>
               </w:rPr>
+              <w:t xml:space="preserve"> </w:t>
+            </w:r>
+          </w:p>
+          <w:p>
+            <w:pPr>
+              <w:spacing w:after="20"/>
+            </w:pPr>
+            <w:r>
+              <w:rPr>
+                <w:rFonts w:ascii="Courier New" w:cs="Courier New" w:eastAsia="Courier New" w:hAnsi="Courier New"/>
+                <w:sz w:val="18"/>
+                <w:szCs w:val="18"/>
+              </w:rPr>
+              <w:t xml:space="preserve"> </w:t>
+            </w:r>
+          </w:p>
+          <w:p>
+            <w:pPr>
+              <w:spacing w:after="20"/>
+            </w:pPr>
+            <w:r>
+              <w:rPr>
+                <w:rFonts w:ascii="Courier New" w:cs="Courier New" w:eastAsia="Courier New" w:hAnsi="Courier New"/>
+                <w:sz w:val="18"/>
+                <w:szCs w:val="18"/>
+              </w:rPr>
               <w:t xml:space="preserve">def process_1():</w:t>
             </w:r>
           </w:p>
@@ -901,20 +1306,20 @@
                 <w:sz w:val="18"/>
                 <w:szCs w:val="18"/>
               </w:rPr>
-              <w:t xml:space="preserve"># ===== MAIN PROGRAM =====</w:t>
-            </w:r>
-          </w:p>
-          <w:p>
-            <w:pPr>
-              <w:spacing w:after="20"/>
-            </w:pPr>
-            <w:r>
-              <w:rPr>
-                <w:rFonts w:ascii="Courier New" w:cs="Courier New" w:eastAsia="Courier New" w:hAnsi="Courier New"/>
-                <w:sz w:val="18"/>
-                <w:szCs w:val="18"/>
-              </w:rPr>
-              <w:t xml:space="preserve"># The main function that controls flow</w:t>
+              <w:t xml:space="preserve"> </w:t>
+            </w:r>
+          </w:p>
+          <w:p>
+            <w:pPr>
+              <w:spacing w:after="20"/>
+            </w:pPr>
+            <w:r>
+              <w:rPr>
+                <w:rFonts w:ascii="Courier New" w:cs="Courier New" w:eastAsia="Courier New" w:hAnsi="Courier New"/>
+                <w:sz w:val="18"/>
+                <w:szCs w:val="18"/>
+              </w:rPr>
+              <w:t xml:space="preserve"> </w:t>
             </w:r>
           </w:p>
           <w:p>

--- a/Coding 1 - year/Unit 5 - Functions and Modularity/Daily Lesson Plans/Word/Day 115.docx
+++ b/Coding 1 - year/Unit 5 - Functions and Modularity/Daily Lesson Plans/Word/Day 115.docx
@@ -380,7 +380,7 @@
                 <w:sz w:val="20"/>
                 <w:szCs w:val="20"/>
               </w:rPr>
-              <w:t xml:space="preserve">    In your own words: Design and build a complete, modular program that solves a problem I care about?</w:t>
+              <w:t xml:space="preserve">    Before designing anything, what questions would you need to answer first in order to design and build a complete, modular program that solves a problem I care about?</w:t>
             </w:r>
             <w:r>
               <w:rPr>
@@ -411,7 +411,7 @@
                 <w:sz w:val="20"/>
                 <w:szCs w:val="20"/>
               </w:rPr>
-              <w:t xml:space="preserve">Today's Goal: By the end of class you will be able to design and build a complete, modular program that solves a problem I care about.</w:t>
+              <w:t xml:space="preserve">Today’s Goal: By the end of class you will be able to design and build a complete, modular program that solves a problem I care about.</w:t>
             </w:r>
             <w:r>
               <w:rPr>
@@ -851,7 +851,7 @@
                 <w:sz w:val="20"/>
                 <w:szCs w:val="20"/>
               </w:rPr>
-              <w:t xml:space="preserve">Quick Check: Design and build a complete, modular program that solves a problem I care about?</w:t>
+              <w:t xml:space="preserve">What are the 2-3 most important steps when you design and build a complete, modular program that solves a problem I care about? What could go wrong if you skip one?</w:t>
             </w:r>
             <w:r>
               <w:rPr>

--- a/Coding 1 - year/Unit 5 - Functions and Modularity/Daily Lesson Plans/Word/Day 115.docx
+++ b/Coding 1 - year/Unit 5 - Functions and Modularity/Daily Lesson Plans/Word/Day 115.docx
@@ -403,6 +403,72 @@
             <w:r>
               <w:rPr>
                 <w:rFonts w:ascii="Arial" w:cs="Arial" w:eastAsia="Arial" w:hAnsi="Arial"/>
+                <w:b/>
+                <w:bCs/>
+                <w:i w:val="false"/>
+                <w:iCs w:val="false"/>
+                <w:color w:val="000000"/>
+                <w:sz w:val="20"/>
+                <w:szCs w:val="20"/>
+              </w:rPr>
+              <w:t xml:space="preserve">Vocabulary Preview — </w:t>
+            </w:r>
+            <w:r>
+              <w:rPr>
+                <w:rFonts w:ascii="Arial" w:cs="Arial" w:eastAsia="Arial" w:hAnsi="Arial"/>
+                <w:b w:val="false"/>
+                <w:bCs w:val="false"/>
+                <w:i w:val="false"/>
+                <w:iCs w:val="false"/>
+                <w:color w:val="000000"/>
+                <w:sz w:val="20"/>
+                <w:szCs w:val="20"/>
+              </w:rPr>
+              <w:t xml:space="preserve">terms we'll use today:</w:t>
+            </w:r>
+            <w:r>
+              <w:rPr>
+                <w:rFonts w:ascii="Arial" w:cs="Arial" w:eastAsia="Arial" w:hAnsi="Arial"/>
+                <w:sz w:val="20"/>
+                <w:szCs w:val="20"/>
+              </w:rPr>
+              <w:br/>
+              <w:t xml:space="preserve"/>
+            </w:r>
+            <w:r>
+              <w:rPr>
+                <w:rFonts w:ascii="Arial" w:cs="Arial" w:eastAsia="Arial" w:hAnsi="Arial"/>
+                <w:b w:val="false"/>
+                <w:bCs w:val="false"/>
+                <w:i w:val="false"/>
+                <w:iCs w:val="false"/>
+                <w:color w:val="000000"/>
+                <w:sz w:val="20"/>
+                <w:szCs w:val="20"/>
+              </w:rPr>
+              <w:t xml:space="preserve">    • free-choice work day   •   Games   •   Utilities   •   Data Processing   •   Creative</w:t>
+            </w:r>
+            <w:r>
+              <w:rPr>
+                <w:rFonts w:ascii="Arial" w:cs="Arial" w:eastAsia="Arial" w:hAnsi="Arial"/>
+                <w:sz w:val="20"/>
+                <w:szCs w:val="20"/>
+              </w:rPr>
+              <w:br/>
+              <w:t xml:space="preserve"/>
+            </w:r>
+            <w:r>
+              <w:rPr>
+                <w:rFonts w:ascii="Arial" w:cs="Arial" w:eastAsia="Arial" w:hAnsi="Arial"/>
+                <w:sz w:val="20"/>
+                <w:szCs w:val="20"/>
+              </w:rPr>
+              <w:br/>
+              <w:t xml:space="preserve"/>
+            </w:r>
+            <w:r>
+              <w:rPr>
+                <w:rFonts w:ascii="Arial" w:cs="Arial" w:eastAsia="Arial" w:hAnsi="Arial"/>
                 <w:b w:val="false"/>
                 <w:bCs w:val="false"/>
                 <w:i/>
@@ -579,6 +645,310 @@
             <w:r>
               <w:rPr>
                 <w:rFonts w:ascii="Arial" w:cs="Arial" w:eastAsia="Arial" w:hAnsi="Arial"/>
+                <w:b w:val="false"/>
+                <w:bCs w:val="false"/>
+                <w:i w:val="false"/>
+                <w:iCs w:val="false"/>
+                <w:color w:val="000000"/>
+                <w:sz w:val="20"/>
+                <w:szCs w:val="20"/>
+              </w:rPr>
+              <w:t xml:space="preserve">This is a free-choice work day. You have the entire period to build a modular program. You can:</w:t>
+            </w:r>
+            <w:r>
+              <w:rPr>
+                <w:rFonts w:ascii="Arial" w:cs="Arial" w:eastAsia="Arial" w:hAnsi="Arial"/>
+                <w:sz w:val="20"/>
+                <w:szCs w:val="20"/>
+              </w:rPr>
+              <w:br/>
+              <w:t xml:space="preserve"/>
+            </w:r>
+            <w:r>
+              <w:rPr>
+                <w:rFonts w:ascii="Arial" w:cs="Arial" w:eastAsia="Arial" w:hAnsi="Arial"/>
+                <w:b w:val="false"/>
+                <w:bCs w:val="false"/>
+                <w:i w:val="false"/>
+                <w:iCs w:val="false"/>
+                <w:color w:val="000000"/>
+                <w:sz w:val="20"/>
+                <w:szCs w:val="20"/>
+              </w:rPr>
+              <w:t xml:space="preserve">The key requirement: Use what you've learned about modular design. Your program should have:</w:t>
+            </w:r>
+            <w:r>
+              <w:rPr>
+                <w:rFonts w:ascii="Arial" w:cs="Arial" w:eastAsia="Arial" w:hAnsi="Arial"/>
+                <w:sz w:val="20"/>
+                <w:szCs w:val="20"/>
+              </w:rPr>
+              <w:br/>
+              <w:t xml:space="preserve"/>
+            </w:r>
+            <w:r>
+              <w:rPr>
+                <w:rFonts w:ascii="Arial" w:cs="Arial" w:eastAsia="Arial" w:hAnsi="Arial"/>
+                <w:sz w:val="20"/>
+                <w:szCs w:val="20"/>
+              </w:rPr>
+              <w:br/>
+              <w:t xml:space="preserve"/>
+            </w:r>
+            <w:r>
+              <w:rPr>
+                <w:rFonts w:ascii="Arial" w:cs="Arial" w:eastAsia="Arial" w:hAnsi="Arial"/>
+                <w:b/>
+                <w:bCs/>
+                <w:i w:val="false"/>
+                <w:iCs w:val="false"/>
+                <w:color w:val="000000"/>
+                <w:sz w:val="20"/>
+                <w:szCs w:val="20"/>
+              </w:rPr>
+              <w:t xml:space="preserve">Key Concepts:</w:t>
+            </w:r>
+            <w:r>
+              <w:rPr>
+                <w:rFonts w:ascii="Arial" w:cs="Arial" w:eastAsia="Arial" w:hAnsi="Arial"/>
+                <w:sz w:val="20"/>
+                <w:szCs w:val="20"/>
+              </w:rPr>
+              <w:br/>
+              <w:t xml:space="preserve"/>
+            </w:r>
+            <w:r>
+              <w:rPr>
+                <w:rFonts w:ascii="Arial" w:cs="Arial" w:eastAsia="Arial" w:hAnsi="Arial"/>
+                <w:b w:val="false"/>
+                <w:bCs w:val="false"/>
+                <w:i w:val="false"/>
+                <w:iCs w:val="false"/>
+                <w:color w:val="000000"/>
+                <w:sz w:val="20"/>
+                <w:szCs w:val="20"/>
+              </w:rPr>
+              <w:t xml:space="preserve">    • Continue and enhance the program from Days 113–114</w:t>
+            </w:r>
+            <w:r>
+              <w:rPr>
+                <w:rFonts w:ascii="Arial" w:cs="Arial" w:eastAsia="Arial" w:hAnsi="Arial"/>
+                <w:sz w:val="20"/>
+                <w:szCs w:val="20"/>
+              </w:rPr>
+              <w:br/>
+              <w:t xml:space="preserve"/>
+            </w:r>
+            <w:r>
+              <w:rPr>
+                <w:rFonts w:ascii="Arial" w:cs="Arial" w:eastAsia="Arial" w:hAnsi="Arial"/>
+                <w:b w:val="false"/>
+                <w:bCs w:val="false"/>
+                <w:i w:val="false"/>
+                <w:iCs w:val="false"/>
+                <w:color w:val="000000"/>
+                <w:sz w:val="20"/>
+                <w:szCs w:val="20"/>
+              </w:rPr>
+              <w:t xml:space="preserve">    • Start a completely new project of your choice</w:t>
+            </w:r>
+            <w:r>
+              <w:rPr>
+                <w:rFonts w:ascii="Arial" w:cs="Arial" w:eastAsia="Arial" w:hAnsi="Arial"/>
+                <w:sz w:val="20"/>
+                <w:szCs w:val="20"/>
+              </w:rPr>
+              <w:br/>
+              <w:t xml:space="preserve"/>
+            </w:r>
+            <w:r>
+              <w:rPr>
+                <w:rFonts w:ascii="Arial" w:cs="Arial" w:eastAsia="Arial" w:hAnsi="Arial"/>
+                <w:b w:val="false"/>
+                <w:bCs w:val="false"/>
+                <w:i w:val="false"/>
+                <w:iCs w:val="false"/>
+                <w:color w:val="000000"/>
+                <w:sz w:val="20"/>
+                <w:szCs w:val="20"/>
+              </w:rPr>
+              <w:t xml:space="preserve">    • Build something inspired by your interests</w:t>
+            </w:r>
+            <w:r>
+              <w:rPr>
+                <w:rFonts w:ascii="Arial" w:cs="Arial" w:eastAsia="Arial" w:hAnsi="Arial"/>
+                <w:sz w:val="20"/>
+                <w:szCs w:val="20"/>
+              </w:rPr>
+              <w:br/>
+              <w:t xml:space="preserve"/>
+            </w:r>
+            <w:r>
+              <w:rPr>
+                <w:rFonts w:ascii="Arial" w:cs="Arial" w:eastAsia="Arial" w:hAnsi="Arial"/>
+                <w:b w:val="false"/>
+                <w:bCs w:val="false"/>
+                <w:i w:val="false"/>
+                <w:iCs w:val="false"/>
+                <w:color w:val="000000"/>
+                <w:sz w:val="20"/>
+                <w:szCs w:val="20"/>
+              </w:rPr>
+              <w:t xml:space="preserve">    • Multiple functions, each with a clear purpose</w:t>
+            </w:r>
+            <w:r>
+              <w:rPr>
+                <w:rFonts w:ascii="Arial" w:cs="Arial" w:eastAsia="Arial" w:hAnsi="Arial"/>
+                <w:sz w:val="20"/>
+                <w:szCs w:val="20"/>
+              </w:rPr>
+              <w:br/>
+              <w:t xml:space="preserve"/>
+            </w:r>
+            <w:r>
+              <w:rPr>
+                <w:rFonts w:ascii="Arial" w:cs="Arial" w:eastAsia="Arial" w:hAnsi="Arial"/>
+                <w:b w:val="false"/>
+                <w:bCs w:val="false"/>
+                <w:i w:val="false"/>
+                <w:iCs w:val="false"/>
+                <w:color w:val="000000"/>
+                <w:sz w:val="20"/>
+                <w:szCs w:val="20"/>
+              </w:rPr>
+              <w:t xml:space="preserve">    • Good documentation (docstrings and comments)</w:t>
+            </w:r>
+            <w:r>
+              <w:rPr>
+                <w:rFonts w:ascii="Arial" w:cs="Arial" w:eastAsia="Arial" w:hAnsi="Arial"/>
+                <w:sz w:val="20"/>
+                <w:szCs w:val="20"/>
+              </w:rPr>
+              <w:br/>
+              <w:t xml:space="preserve"/>
+            </w:r>
+            <w:r>
+              <w:rPr>
+                <w:rFonts w:ascii="Arial" w:cs="Arial" w:eastAsia="Arial" w:hAnsi="Arial"/>
+                <w:b w:val="false"/>
+                <w:bCs w:val="false"/>
+                <w:i w:val="false"/>
+                <w:iCs w:val="false"/>
+                <w:color w:val="000000"/>
+                <w:sz w:val="20"/>
+                <w:szCs w:val="20"/>
+              </w:rPr>
+              <w:t xml:space="preserve">    • Proper use of scope (local variables, return values)</w:t>
+            </w:r>
+            <w:r>
+              <w:rPr>
+                <w:rFonts w:ascii="Arial" w:cs="Arial" w:eastAsia="Arial" w:hAnsi="Arial"/>
+                <w:sz w:val="20"/>
+                <w:szCs w:val="20"/>
+              </w:rPr>
+              <w:br/>
+              <w:t xml:space="preserve"/>
+            </w:r>
+            <w:r>
+              <w:rPr>
+                <w:rFonts w:ascii="Arial" w:cs="Arial" w:eastAsia="Arial" w:hAnsi="Arial"/>
+                <w:b w:val="false"/>
+                <w:bCs w:val="false"/>
+                <w:i w:val="false"/>
+                <w:iCs w:val="false"/>
+                <w:color w:val="000000"/>
+                <w:sz w:val="20"/>
+                <w:szCs w:val="20"/>
+              </w:rPr>
+              <w:t xml:space="preserve">    • A clear main() function</w:t>
+            </w:r>
+            <w:r>
+              <w:rPr>
+                <w:rFonts w:ascii="Arial" w:cs="Arial" w:eastAsia="Arial" w:hAnsi="Arial"/>
+                <w:sz w:val="20"/>
+                <w:szCs w:val="20"/>
+              </w:rPr>
+              <w:br/>
+              <w:t xml:space="preserve"/>
+            </w:r>
+            <w:r>
+              <w:rPr>
+                <w:rFonts w:ascii="Arial" w:cs="Arial" w:eastAsia="Arial" w:hAnsi="Arial"/>
+                <w:b w:val="false"/>
+                <w:bCs w:val="false"/>
+                <w:i w:val="false"/>
+                <w:iCs w:val="false"/>
+                <w:color w:val="000000"/>
+                <w:sz w:val="20"/>
+                <w:szCs w:val="20"/>
+              </w:rPr>
+              <w:t xml:space="preserve">    • Thorough testing</w:t>
+            </w:r>
+            <w:r>
+              <w:rPr>
+                <w:rFonts w:ascii="Arial" w:cs="Arial" w:eastAsia="Arial" w:hAnsi="Arial"/>
+                <w:sz w:val="20"/>
+                <w:szCs w:val="20"/>
+              </w:rPr>
+              <w:br/>
+              <w:t xml:space="preserve"/>
+            </w:r>
+            <w:r>
+              <w:rPr>
+                <w:rFonts w:ascii="Arial" w:cs="Arial" w:eastAsia="Arial" w:hAnsi="Arial"/>
+                <w:sz w:val="20"/>
+                <w:szCs w:val="20"/>
+              </w:rPr>
+              <w:br/>
+              <w:t xml:space="preserve"/>
+            </w:r>
+            <w:r>
+              <w:rPr>
+                <w:rFonts w:ascii="Arial" w:cs="Arial" w:eastAsia="Arial" w:hAnsi="Arial"/>
+                <w:b/>
+                <w:bCs/>
+                <w:i w:val="false"/>
+                <w:iCs w:val="false"/>
+                <w:color w:val="000000"/>
+                <w:sz w:val="20"/>
+                <w:szCs w:val="20"/>
+              </w:rPr>
+              <w:t xml:space="preserve">Vocabulary: </w:t>
+            </w:r>
+            <w:r>
+              <w:rPr>
+                <w:rFonts w:ascii="Arial" w:cs="Arial" w:eastAsia="Arial" w:hAnsi="Arial"/>
+                <w:b w:val="false"/>
+                <w:bCs w:val="false"/>
+                <w:i w:val="false"/>
+                <w:iCs w:val="false"/>
+                <w:color w:val="000000"/>
+                <w:sz w:val="20"/>
+                <w:szCs w:val="20"/>
+              </w:rPr>
+              <w:t xml:space="preserve">free-choice work day, Games, Utilities, Data Processing, Creative</w:t>
+            </w:r>
+            <w:r>
+              <w:rPr>
+                <w:rFonts w:ascii="Arial" w:cs="Arial" w:eastAsia="Arial" w:hAnsi="Arial"/>
+                <w:sz w:val="20"/>
+                <w:szCs w:val="20"/>
+              </w:rPr>
+              <w:br/>
+              <w:t xml:space="preserve"/>
+            </w:r>
+            <w:r>
+              <w:rPr>
+                <w:rFonts w:ascii="Arial" w:cs="Arial" w:eastAsia="Arial" w:hAnsi="Arial"/>
+                <w:sz w:val="20"/>
+                <w:szCs w:val="20"/>
+              </w:rPr>
+              <w:br/>
+              <w:t xml:space="preserve"/>
+            </w:r>
+            <w:r>
+              <w:rPr>
+                <w:rFonts w:ascii="Arial" w:cs="Arial" w:eastAsia="Arial" w:hAnsi="Arial"/>
                 <w:b/>
                 <w:bCs/>
                 <w:i/>
@@ -666,7 +1036,7 @@
                 <w:sz w:val="20"/>
                 <w:szCs w:val="20"/>
               </w:rPr>
-              <w:t xml:space="preserve">15–20 min</w:t>
+              <w:t xml:space="preserve">15 min</w:t>
             </w:r>
           </w:p>
         </w:tc>
@@ -701,7 +1071,16 @@
                 <w:sz w:val="22"/>
                 <w:szCs w:val="22"/>
               </w:rPr>
-              <w:t xml:space="preserve">Independent Practice / Code Along</w:t>
+              <w:t xml:space="preserve">Guided Practice</w:t>
+            </w:r>
+            <w:r>
+              <w:rPr>
+                <w:rFonts w:ascii="Arial" w:cs="Arial" w:eastAsia="Arial" w:hAnsi="Arial"/>
+                <w:sz w:val="20"/>
+                <w:szCs w:val="20"/>
+              </w:rPr>
+              <w:br/>
+              <w:t xml:space="preserve"/>
             </w:r>
             <w:r>
               <w:rPr>
@@ -723,7 +1102,7 @@
                 <w:sz w:val="20"/>
                 <w:szCs w:val="20"/>
               </w:rPr>
-              <w:t xml:space="preserve">    Work through problems from the day's exercise set.</w:t>
+              <w:t xml:space="preserve">1. Solve a real problem — It should do something useful or fun</w:t>
             </w:r>
             <w:r>
               <w:rPr>
@@ -754,7 +1133,7 @@
                 <w:sz w:val="20"/>
                 <w:szCs w:val="20"/>
               </w:rPr>
-              <w:t xml:space="preserve">→ Teacher circulates — offer hints, check for understanding.</w:t>
+              <w:t xml:space="preserve">→ Teacher models — students try alongside, then compare results.</w:t>
             </w:r>
           </w:p>
         </w:tc>
@@ -785,7 +1164,7 @@
                 <w:sz w:val="20"/>
                 <w:szCs w:val="20"/>
               </w:rPr>
-              <w:t xml:space="preserve">5 min</w:t>
+              <w:t xml:space="preserve">15–20 min</w:t>
             </w:r>
           </w:p>
         </w:tc>
@@ -820,16 +1199,7 @@
                 <w:sz w:val="22"/>
                 <w:szCs w:val="22"/>
               </w:rPr>
-              <w:t xml:space="preserve">Exit Ticket / Wrap-Up</w:t>
-            </w:r>
-            <w:r>
-              <w:rPr>
-                <w:rFonts w:ascii="Arial" w:cs="Arial" w:eastAsia="Arial" w:hAnsi="Arial"/>
-                <w:sz w:val="20"/>
-                <w:szCs w:val="20"/>
-              </w:rPr>
-              <w:br/>
-              <w:t xml:space="preserve"/>
+              <w:t xml:space="preserve">Independent Practice / Code Along</w:t>
             </w:r>
             <w:r>
               <w:rPr>
@@ -851,7 +1221,29 @@
                 <w:sz w:val="20"/>
                 <w:szCs w:val="20"/>
               </w:rPr>
-              <w:t xml:space="preserve">What are the 2-3 most important steps when you design and build a complete, modular program that solves a problem I care about? What could go wrong if you skip one?</w:t>
+              <w:t xml:space="preserve">    Students work independently on their projects, following the checklist.</w:t>
+            </w:r>
+            <w:r>
+              <w:rPr>
+                <w:rFonts w:ascii="Arial" w:cs="Arial" w:eastAsia="Arial" w:hAnsi="Arial"/>
+                <w:sz w:val="20"/>
+                <w:szCs w:val="20"/>
+              </w:rPr>
+              <w:br/>
+              <w:t xml:space="preserve"/>
+            </w:r>
+            <w:r>
+              <w:rPr>
+                <w:rFonts w:ascii="Arial" w:cs="Arial" w:eastAsia="Arial" w:hAnsi="Arial"/>
+                <w:b w:val="false"/>
+                <w:bCs w:val="false"/>
+                <w:i w:val="false"/>
+                <w:iCs w:val="false"/>
+                <w:color w:val="000000"/>
+                <w:sz w:val="20"/>
+                <w:szCs w:val="20"/>
+              </w:rPr>
+              <w:t xml:space="preserve">    Check in with each student to review progress and unblock issues.</w:t>
             </w:r>
             <w:r>
               <w:rPr>
@@ -882,6 +1274,134 @@
                 <w:sz w:val="20"/>
                 <w:szCs w:val="20"/>
               </w:rPr>
+              <w:t xml:space="preserve">→ Teacher circulates — offer hints, check for understanding.</w:t>
+            </w:r>
+          </w:p>
+        </w:tc>
+      </w:tr>
+      <w:tr>
+        <w:tc>
+          <w:tcPr>
+            <w:tcW w:type="dxa" w:w="1800"/>
+            <w:tcBorders>
+              <w:top w:val="single" w:color="CCCCCC" w:sz="1"/>
+              <w:left w:val="single" w:color="CCCCCC" w:sz="1"/>
+              <w:bottom w:val="single" w:color="CCCCCC" w:sz="1"/>
+              <w:right w:val="single" w:color="CCCCCC" w:sz="1"/>
+            </w:tcBorders>
+            <w:tcMar>
+              <w:top w:type="dxa" w:w="80"/>
+              <w:left w:type="dxa" w:w="120"/>
+              <w:bottom w:type="dxa" w:w="80"/>
+              <w:right w:type="dxa" w:w="120"/>
+            </w:tcMar>
+          </w:tcPr>
+          <w:p>
+            <w:r>
+              <w:rPr>
+                <w:rFonts w:ascii="Arial" w:cs="Arial" w:eastAsia="Arial" w:hAnsi="Arial"/>
+                <w:b/>
+                <w:bCs/>
+                <w:sz w:val="20"/>
+                <w:szCs w:val="20"/>
+              </w:rPr>
+              <w:t xml:space="preserve">5 min</w:t>
+            </w:r>
+          </w:p>
+        </w:tc>
+        <w:tc>
+          <w:tcPr>
+            <w:tcW w:type="dxa" w:w="7560"/>
+            <w:tcBorders>
+              <w:top w:val="single" w:color="CCCCCC" w:sz="1"/>
+              <w:left w:val="single" w:color="CCCCCC" w:sz="1"/>
+              <w:bottom w:val="single" w:color="CCCCCC" w:sz="1"/>
+              <w:right w:val="single" w:color="CCCCCC" w:sz="1"/>
+            </w:tcBorders>
+            <w:tcMar>
+              <w:top w:type="dxa" w:w="80"/>
+              <w:left w:type="dxa" w:w="120"/>
+              <w:bottom w:type="dxa" w:w="80"/>
+              <w:right w:type="dxa" w:w="120"/>
+            </w:tcMar>
+          </w:tcPr>
+          <w:p>
+            <w:pPr>
+              <w:spacing w:after="80" w:before="80"/>
+            </w:pPr>
+            <w:r>
+              <w:rPr>
+                <w:rFonts w:ascii="Arial" w:cs="Arial" w:eastAsia="Arial" w:hAnsi="Arial"/>
+                <w:b/>
+                <w:bCs/>
+                <w:i w:val="false"/>
+                <w:iCs w:val="false"/>
+                <w:color w:val="000000"/>
+                <w:sz w:val="22"/>
+                <w:szCs w:val="22"/>
+              </w:rPr>
+              <w:t xml:space="preserve">Exit Ticket / Wrap-Up</w:t>
+            </w:r>
+            <w:r>
+              <w:rPr>
+                <w:rFonts w:ascii="Arial" w:cs="Arial" w:eastAsia="Arial" w:hAnsi="Arial"/>
+                <w:sz w:val="20"/>
+                <w:szCs w:val="20"/>
+              </w:rPr>
+              <w:br/>
+              <w:t xml:space="preserve"/>
+            </w:r>
+            <w:r>
+              <w:rPr>
+                <w:rFonts w:ascii="Arial" w:cs="Arial" w:eastAsia="Arial" w:hAnsi="Arial"/>
+                <w:sz w:val="20"/>
+                <w:szCs w:val="20"/>
+              </w:rPr>
+              <w:br/>
+              <w:t xml:space="preserve"/>
+            </w:r>
+            <w:r>
+              <w:rPr>
+                <w:rFonts w:ascii="Arial" w:cs="Arial" w:eastAsia="Arial" w:hAnsi="Arial"/>
+                <w:b w:val="false"/>
+                <w:bCs w:val="false"/>
+                <w:i w:val="false"/>
+                <w:iCs w:val="false"/>
+                <w:color w:val="000000"/>
+                <w:sz w:val="20"/>
+                <w:szCs w:val="20"/>
+              </w:rPr>
+              <w:t xml:space="preserve">What are the 2-3 most important steps when you design and build a complete, modular program that solves a problem I care about? What could go wrong if you skip one?</w:t>
+            </w:r>
+            <w:r>
+              <w:rPr>
+                <w:rFonts w:ascii="Arial" w:cs="Arial" w:eastAsia="Arial" w:hAnsi="Arial"/>
+                <w:sz w:val="20"/>
+                <w:szCs w:val="20"/>
+              </w:rPr>
+              <w:br/>
+              <w:t xml:space="preserve"/>
+            </w:r>
+            <w:r>
+              <w:rPr>
+                <w:rFonts w:ascii="Arial" w:cs="Arial" w:eastAsia="Arial" w:hAnsi="Arial"/>
+                <w:sz w:val="20"/>
+                <w:szCs w:val="20"/>
+              </w:rPr>
+              <w:br/>
+              <w:t xml:space="preserve"/>
+            </w:r>
+            <w:r>
+              <w:rPr>
+                <w:rFonts w:ascii="Arial" w:cs="Arial" w:eastAsia="Arial" w:hAnsi="Arial"/>
+                <w:b w:val="false"/>
+                <w:bCs w:val="false"/>
+                <w:i/>
+                <w:iCs/>
+                <w:color w:val="555555"/>
+                <w:sz w:val="20"/>
+                <w:szCs w:val="20"/>
+              </w:rPr>
               <w:t xml:space="preserve">→ 3–2–1: Name 3 things learned, 2 new vocab words, 1 question you still have.</w:t>
             </w:r>
           </w:p>
@@ -891,6 +1411,724 @@
     <w:p>
       <w:pPr>
         <w:spacing w:after="200"/>
+      </w:pPr>
+    </w:p>
+    <w:p>
+      <w:pPr>
+        <w:pBdr>
+          <w:bottom w:val="single" w:color="2B5797" w:sz="4" w:space="4"/>
+        </w:pBdr>
+        <w:spacing w:after="100" w:before="120"/>
+      </w:pPr>
+      <w:r>
+        <w:rPr>
+          <w:rFonts w:ascii="Arial" w:cs="Arial" w:eastAsia="Arial" w:hAnsi="Arial"/>
+          <w:b/>
+          <w:bCs/>
+          <w:color w:val="2B5797"/>
+          <w:sz w:val="24"/>
+          <w:szCs w:val="24"/>
+        </w:rPr>
+        <w:t xml:space="preserve">Key Concepts</w:t>
+      </w:r>
+    </w:p>
+    <w:p>
+      <w:pPr>
+        <w:spacing w:after="60"/>
+      </w:pPr>
+      <w:r>
+        <w:rPr>
+          <w:rFonts w:ascii="Arial" w:cs="Arial" w:eastAsia="Arial" w:hAnsi="Arial"/>
+          <w:sz w:val="20"/>
+          <w:szCs w:val="20"/>
+        </w:rPr>
+        <w:t xml:space="preserve">This is a free-choice work day. You have the entire period to build a modular program. You can:</w:t>
+      </w:r>
+    </w:p>
+    <w:p>
+      <w:pPr>
+        <w:spacing w:after="60"/>
+        <w:ind w:left="360"/>
+      </w:pPr>
+      <w:r>
+        <w:rPr>
+          <w:rFonts w:ascii="Arial" w:cs="Arial" w:eastAsia="Arial" w:hAnsi="Arial"/>
+          <w:sz w:val="20"/>
+          <w:szCs w:val="20"/>
+        </w:rPr>
+        <w:t xml:space="preserve">• </w:t>
+      </w:r>
+      <w:r>
+        <w:rPr>
+          <w:rFonts w:ascii="Arial" w:cs="Arial" w:eastAsia="Arial" w:hAnsi="Arial"/>
+          <w:sz w:val="20"/>
+          <w:szCs w:val="20"/>
+        </w:rPr>
+        <w:t xml:space="preserve">Continue and enhance the program from Days 113–114</w:t>
+      </w:r>
+    </w:p>
+    <w:p>
+      <w:pPr>
+        <w:spacing w:after="60"/>
+        <w:ind w:left="360"/>
+      </w:pPr>
+      <w:r>
+        <w:rPr>
+          <w:rFonts w:ascii="Arial" w:cs="Arial" w:eastAsia="Arial" w:hAnsi="Arial"/>
+          <w:sz w:val="20"/>
+          <w:szCs w:val="20"/>
+        </w:rPr>
+        <w:t xml:space="preserve">• </w:t>
+      </w:r>
+      <w:r>
+        <w:rPr>
+          <w:rFonts w:ascii="Arial" w:cs="Arial" w:eastAsia="Arial" w:hAnsi="Arial"/>
+          <w:sz w:val="20"/>
+          <w:szCs w:val="20"/>
+        </w:rPr>
+        <w:t xml:space="preserve">Start a completely new project of your choice</w:t>
+      </w:r>
+    </w:p>
+    <w:p>
+      <w:pPr>
+        <w:spacing w:after="60"/>
+        <w:ind w:left="360"/>
+      </w:pPr>
+      <w:r>
+        <w:rPr>
+          <w:rFonts w:ascii="Arial" w:cs="Arial" w:eastAsia="Arial" w:hAnsi="Arial"/>
+          <w:sz w:val="20"/>
+          <w:szCs w:val="20"/>
+        </w:rPr>
+        <w:t xml:space="preserve">• </w:t>
+      </w:r>
+      <w:r>
+        <w:rPr>
+          <w:rFonts w:ascii="Arial" w:cs="Arial" w:eastAsia="Arial" w:hAnsi="Arial"/>
+          <w:sz w:val="20"/>
+          <w:szCs w:val="20"/>
+        </w:rPr>
+        <w:t xml:space="preserve">Build something inspired by your interests</w:t>
+      </w:r>
+    </w:p>
+    <w:p>
+      <w:pPr>
+        <w:spacing w:after="60"/>
+      </w:pPr>
+      <w:r>
+        <w:rPr>
+          <w:rFonts w:ascii="Arial" w:cs="Arial" w:eastAsia="Arial" w:hAnsi="Arial"/>
+          <w:sz w:val="20"/>
+          <w:szCs w:val="20"/>
+        </w:rPr>
+        <w:t xml:space="preserve">The key requirement: Use what you've learned about modular design. Your program should have:</w:t>
+      </w:r>
+    </w:p>
+    <w:p>
+      <w:pPr>
+        <w:spacing w:after="60"/>
+        <w:ind w:left="360"/>
+      </w:pPr>
+      <w:r>
+        <w:rPr>
+          <w:rFonts w:ascii="Arial" w:cs="Arial" w:eastAsia="Arial" w:hAnsi="Arial"/>
+          <w:sz w:val="20"/>
+          <w:szCs w:val="20"/>
+        </w:rPr>
+        <w:t xml:space="preserve">• </w:t>
+      </w:r>
+      <w:r>
+        <w:rPr>
+          <w:rFonts w:ascii="Arial" w:cs="Arial" w:eastAsia="Arial" w:hAnsi="Arial"/>
+          <w:sz w:val="20"/>
+          <w:szCs w:val="20"/>
+        </w:rPr>
+        <w:t xml:space="preserve">Multiple functions, each with a clear purpose</w:t>
+      </w:r>
+    </w:p>
+    <w:p>
+      <w:pPr>
+        <w:spacing w:after="60"/>
+        <w:ind w:left="360"/>
+      </w:pPr>
+      <w:r>
+        <w:rPr>
+          <w:rFonts w:ascii="Arial" w:cs="Arial" w:eastAsia="Arial" w:hAnsi="Arial"/>
+          <w:sz w:val="20"/>
+          <w:szCs w:val="20"/>
+        </w:rPr>
+        <w:t xml:space="preserve">• </w:t>
+      </w:r>
+      <w:r>
+        <w:rPr>
+          <w:rFonts w:ascii="Arial" w:cs="Arial" w:eastAsia="Arial" w:hAnsi="Arial"/>
+          <w:sz w:val="20"/>
+          <w:szCs w:val="20"/>
+        </w:rPr>
+        <w:t xml:space="preserve">Good documentation (docstrings and comments)</w:t>
+      </w:r>
+    </w:p>
+    <w:p>
+      <w:pPr>
+        <w:spacing w:after="60"/>
+        <w:ind w:left="360"/>
+      </w:pPr>
+      <w:r>
+        <w:rPr>
+          <w:rFonts w:ascii="Arial" w:cs="Arial" w:eastAsia="Arial" w:hAnsi="Arial"/>
+          <w:sz w:val="20"/>
+          <w:szCs w:val="20"/>
+        </w:rPr>
+        <w:t xml:space="preserve">• </w:t>
+      </w:r>
+      <w:r>
+        <w:rPr>
+          <w:rFonts w:ascii="Arial" w:cs="Arial" w:eastAsia="Arial" w:hAnsi="Arial"/>
+          <w:sz w:val="20"/>
+          <w:szCs w:val="20"/>
+        </w:rPr>
+        <w:t xml:space="preserve">Proper use of scope (local variables, return values)</w:t>
+      </w:r>
+    </w:p>
+    <w:p>
+      <w:pPr>
+        <w:spacing w:after="60"/>
+        <w:ind w:left="360"/>
+      </w:pPr>
+      <w:r>
+        <w:rPr>
+          <w:rFonts w:ascii="Arial" w:cs="Arial" w:eastAsia="Arial" w:hAnsi="Arial"/>
+          <w:sz w:val="20"/>
+          <w:szCs w:val="20"/>
+        </w:rPr>
+        <w:t xml:space="preserve">• </w:t>
+      </w:r>
+      <w:r>
+        <w:rPr>
+          <w:rFonts w:ascii="Arial" w:cs="Arial" w:eastAsia="Arial" w:hAnsi="Arial"/>
+          <w:sz w:val="20"/>
+          <w:szCs w:val="20"/>
+        </w:rPr>
+        <w:t xml:space="preserve">A clear main() function</w:t>
+      </w:r>
+    </w:p>
+    <w:p>
+      <w:pPr>
+        <w:spacing w:after="60"/>
+        <w:ind w:left="360"/>
+      </w:pPr>
+      <w:r>
+        <w:rPr>
+          <w:rFonts w:ascii="Arial" w:cs="Arial" w:eastAsia="Arial" w:hAnsi="Arial"/>
+          <w:sz w:val="20"/>
+          <w:szCs w:val="20"/>
+        </w:rPr>
+        <w:t xml:space="preserve">• </w:t>
+      </w:r>
+      <w:r>
+        <w:rPr>
+          <w:rFonts w:ascii="Arial" w:cs="Arial" w:eastAsia="Arial" w:hAnsi="Arial"/>
+          <w:sz w:val="20"/>
+          <w:szCs w:val="20"/>
+        </w:rPr>
+        <w:t xml:space="preserve">Thorough testing</w:t>
+      </w:r>
+    </w:p>
+    <w:p>
+      <w:pPr>
+        <w:spacing w:after="60"/>
+      </w:pPr>
+      <w:r>
+        <w:rPr>
+          <w:rFonts w:ascii="Arial" w:cs="Arial" w:eastAsia="Arial" w:hAnsi="Arial"/>
+          <w:sz w:val="20"/>
+          <w:szCs w:val="20"/>
+        </w:rPr>
+        <w:t xml:space="preserve">Games:</w:t>
+      </w:r>
+    </w:p>
+    <w:p>
+      <w:pPr>
+        <w:spacing w:after="60"/>
+        <w:ind w:left="360"/>
+      </w:pPr>
+      <w:r>
+        <w:rPr>
+          <w:rFonts w:ascii="Arial" w:cs="Arial" w:eastAsia="Arial" w:hAnsi="Arial"/>
+          <w:sz w:val="20"/>
+          <w:szCs w:val="20"/>
+        </w:rPr>
+        <w:t xml:space="preserve">• </w:t>
+      </w:r>
+      <w:r>
+        <w:rPr>
+          <w:rFonts w:ascii="Arial" w:cs="Arial" w:eastAsia="Arial" w:hAnsi="Arial"/>
+          <w:sz w:val="20"/>
+          <w:szCs w:val="20"/>
+        </w:rPr>
+        <w:t xml:space="preserve">Rock-Paper-Scissors with stats tracking</w:t>
+      </w:r>
+    </w:p>
+    <w:p>
+      <w:pPr>
+        <w:spacing w:after="60"/>
+        <w:ind w:left="360"/>
+      </w:pPr>
+      <w:r>
+        <w:rPr>
+          <w:rFonts w:ascii="Arial" w:cs="Arial" w:eastAsia="Arial" w:hAnsi="Arial"/>
+          <w:sz w:val="20"/>
+          <w:szCs w:val="20"/>
+        </w:rPr>
+        <w:t xml:space="preserve">• </w:t>
+      </w:r>
+      <w:r>
+        <w:rPr>
+          <w:rFonts w:ascii="Arial" w:cs="Arial" w:eastAsia="Arial" w:hAnsi="Arial"/>
+          <w:sz w:val="20"/>
+          <w:szCs w:val="20"/>
+        </w:rPr>
+        <w:t xml:space="preserve">Higher/Lower number guessing game</w:t>
+      </w:r>
+    </w:p>
+    <w:p>
+      <w:pPr>
+        <w:spacing w:after="60"/>
+        <w:ind w:left="360"/>
+      </w:pPr>
+      <w:r>
+        <w:rPr>
+          <w:rFonts w:ascii="Arial" w:cs="Arial" w:eastAsia="Arial" w:hAnsi="Arial"/>
+          <w:sz w:val="20"/>
+          <w:szCs w:val="20"/>
+        </w:rPr>
+        <w:t xml:space="preserve">• </w:t>
+      </w:r>
+      <w:r>
+        <w:rPr>
+          <w:rFonts w:ascii="Arial" w:cs="Arial" w:eastAsia="Arial" w:hAnsi="Arial"/>
+          <w:sz w:val="20"/>
+          <w:szCs w:val="20"/>
+        </w:rPr>
+        <w:t xml:space="preserve">Simple card game</w:t>
+      </w:r>
+    </w:p>
+    <w:p>
+      <w:pPr>
+        <w:spacing w:after="60"/>
+        <w:ind w:left="360"/>
+      </w:pPr>
+      <w:r>
+        <w:rPr>
+          <w:rFonts w:ascii="Arial" w:cs="Arial" w:eastAsia="Arial" w:hAnsi="Arial"/>
+          <w:sz w:val="20"/>
+          <w:szCs w:val="20"/>
+        </w:rPr>
+        <w:t xml:space="preserve">• </w:t>
+      </w:r>
+      <w:r>
+        <w:rPr>
+          <w:rFonts w:ascii="Arial" w:cs="Arial" w:eastAsia="Arial" w:hAnsi="Arial"/>
+          <w:sz w:val="20"/>
+          <w:szCs w:val="20"/>
+        </w:rPr>
+        <w:t xml:space="preserve">Tic-Tac-Toe (text-based)</w:t>
+      </w:r>
+    </w:p>
+    <w:p>
+      <w:pPr>
+        <w:spacing w:after="60"/>
+        <w:ind w:left="360"/>
+      </w:pPr>
+      <w:r>
+        <w:rPr>
+          <w:rFonts w:ascii="Arial" w:cs="Arial" w:eastAsia="Arial" w:hAnsi="Arial"/>
+          <w:sz w:val="20"/>
+          <w:szCs w:val="20"/>
+        </w:rPr>
+        <w:t xml:space="preserve">• </w:t>
+      </w:r>
+      <w:r>
+        <w:rPr>
+          <w:rFonts w:ascii="Arial" w:cs="Arial" w:eastAsia="Arial" w:hAnsi="Arial"/>
+          <w:sz w:val="20"/>
+          <w:szCs w:val="20"/>
+        </w:rPr>
+        <w:t xml:space="preserve">Trivia game with difficulty levels</w:t>
+      </w:r>
+    </w:p>
+    <w:p>
+      <w:pPr>
+        <w:spacing w:after="60"/>
+      </w:pPr>
+      <w:r>
+        <w:rPr>
+          <w:rFonts w:ascii="Arial" w:cs="Arial" w:eastAsia="Arial" w:hAnsi="Arial"/>
+          <w:sz w:val="20"/>
+          <w:szCs w:val="20"/>
+        </w:rPr>
+        <w:t xml:space="preserve">Utilities:</w:t>
+      </w:r>
+    </w:p>
+    <w:p>
+      <w:pPr>
+        <w:spacing w:after="60"/>
+        <w:ind w:left="360"/>
+      </w:pPr>
+      <w:r>
+        <w:rPr>
+          <w:rFonts w:ascii="Arial" w:cs="Arial" w:eastAsia="Arial" w:hAnsi="Arial"/>
+          <w:sz w:val="20"/>
+          <w:szCs w:val="20"/>
+        </w:rPr>
+        <w:t xml:space="preserve">• </w:t>
+      </w:r>
+      <w:r>
+        <w:rPr>
+          <w:rFonts w:ascii="Arial" w:cs="Arial" w:eastAsia="Arial" w:hAnsi="Arial"/>
+          <w:sz w:val="20"/>
+          <w:szCs w:val="20"/>
+        </w:rPr>
+        <w:t xml:space="preserve">Expense tracker</w:t>
+      </w:r>
+    </w:p>
+    <w:p>
+      <w:pPr>
+        <w:spacing w:after="60"/>
+        <w:ind w:left="360"/>
+      </w:pPr>
+      <w:r>
+        <w:rPr>
+          <w:rFonts w:ascii="Arial" w:cs="Arial" w:eastAsia="Arial" w:hAnsi="Arial"/>
+          <w:sz w:val="20"/>
+          <w:szCs w:val="20"/>
+        </w:rPr>
+        <w:t xml:space="preserve">• </w:t>
+      </w:r>
+      <w:r>
+        <w:rPr>
+          <w:rFonts w:ascii="Arial" w:cs="Arial" w:eastAsia="Arial" w:hAnsi="Arial"/>
+          <w:sz w:val="20"/>
+          <w:szCs w:val="20"/>
+        </w:rPr>
+        <w:t xml:space="preserve">Password strength checker</w:t>
+      </w:r>
+    </w:p>
+    <w:p>
+      <w:pPr>
+        <w:spacing w:after="60"/>
+        <w:ind w:left="360"/>
+      </w:pPr>
+      <w:r>
+        <w:rPr>
+          <w:rFonts w:ascii="Arial" w:cs="Arial" w:eastAsia="Arial" w:hAnsi="Arial"/>
+          <w:sz w:val="20"/>
+          <w:szCs w:val="20"/>
+        </w:rPr>
+        <w:t xml:space="preserve">• </w:t>
+      </w:r>
+      <w:r>
+        <w:rPr>
+          <w:rFonts w:ascii="Arial" w:cs="Arial" w:eastAsia="Arial" w:hAnsi="Arial"/>
+          <w:sz w:val="20"/>
+          <w:szCs w:val="20"/>
+        </w:rPr>
+        <w:t xml:space="preserve">Unit converter (temperature, distance, weight)</w:t>
+      </w:r>
+    </w:p>
+    <w:p>
+      <w:pPr>
+        <w:spacing w:after="60"/>
+        <w:ind w:left="360"/>
+      </w:pPr>
+      <w:r>
+        <w:rPr>
+          <w:rFonts w:ascii="Arial" w:cs="Arial" w:eastAsia="Arial" w:hAnsi="Arial"/>
+          <w:sz w:val="20"/>
+          <w:szCs w:val="20"/>
+        </w:rPr>
+        <w:t xml:space="preserve">• </w:t>
+      </w:r>
+      <w:r>
+        <w:rPr>
+          <w:rFonts w:ascii="Arial" w:cs="Arial" w:eastAsia="Arial" w:hAnsi="Arial"/>
+          <w:sz w:val="20"/>
+          <w:szCs w:val="20"/>
+        </w:rPr>
+        <w:t xml:space="preserve">Palindrome checker</w:t>
+      </w:r>
+    </w:p>
+    <w:p>
+      <w:pPr>
+        <w:spacing w:after="60"/>
+        <w:ind w:left="360"/>
+      </w:pPr>
+      <w:r>
+        <w:rPr>
+          <w:rFonts w:ascii="Arial" w:cs="Arial" w:eastAsia="Arial" w:hAnsi="Arial"/>
+          <w:sz w:val="20"/>
+          <w:szCs w:val="20"/>
+        </w:rPr>
+        <w:t xml:space="preserve">• </w:t>
+      </w:r>
+      <w:r>
+        <w:rPr>
+          <w:rFonts w:ascii="Arial" w:cs="Arial" w:eastAsia="Arial" w:hAnsi="Arial"/>
+          <w:sz w:val="20"/>
+          <w:szCs w:val="20"/>
+        </w:rPr>
+        <w:t xml:space="preserve">Text analyzer (letter frequency, word count)</w:t>
+      </w:r>
+    </w:p>
+    <w:p>
+      <w:pPr>
+        <w:spacing w:after="60"/>
+      </w:pPr>
+      <w:r>
+        <w:rPr>
+          <w:rFonts w:ascii="Arial" w:cs="Arial" w:eastAsia="Arial" w:hAnsi="Arial"/>
+          <w:sz w:val="20"/>
+          <w:szCs w:val="20"/>
+        </w:rPr>
+        <w:t xml:space="preserve">Data Processing:</w:t>
+      </w:r>
+    </w:p>
+    <w:p>
+      <w:pPr>
+        <w:spacing w:after="60"/>
+        <w:ind w:left="360"/>
+      </w:pPr>
+      <w:r>
+        <w:rPr>
+          <w:rFonts w:ascii="Arial" w:cs="Arial" w:eastAsia="Arial" w:hAnsi="Arial"/>
+          <w:sz w:val="20"/>
+          <w:szCs w:val="20"/>
+        </w:rPr>
+        <w:t xml:space="preserve">• </w:t>
+      </w:r>
+      <w:r>
+        <w:rPr>
+          <w:rFonts w:ascii="Arial" w:cs="Arial" w:eastAsia="Arial" w:hAnsi="Arial"/>
+          <w:sz w:val="20"/>
+          <w:szCs w:val="20"/>
+        </w:rPr>
+        <w:t xml:space="preserve">CSV file reader (read data, calculate stats)</w:t>
+      </w:r>
+    </w:p>
+    <w:p>
+      <w:pPr>
+        <w:spacing w:after="60"/>
+        <w:ind w:left="360"/>
+      </w:pPr>
+      <w:r>
+        <w:rPr>
+          <w:rFonts w:ascii="Arial" w:cs="Arial" w:eastAsia="Arial" w:hAnsi="Arial"/>
+          <w:sz w:val="20"/>
+          <w:szCs w:val="20"/>
+        </w:rPr>
+        <w:t xml:space="preserve">• </w:t>
+      </w:r>
+      <w:r>
+        <w:rPr>
+          <w:rFonts w:ascii="Arial" w:cs="Arial" w:eastAsia="Arial" w:hAnsi="Arial"/>
+          <w:sz w:val="20"/>
+          <w:szCs w:val="20"/>
+        </w:rPr>
+        <w:t xml:space="preserve">Student roster manager</w:t>
+      </w:r>
+    </w:p>
+    <w:p>
+      <w:pPr>
+        <w:spacing w:after="60"/>
+        <w:ind w:left="360"/>
+      </w:pPr>
+      <w:r>
+        <w:rPr>
+          <w:rFonts w:ascii="Arial" w:cs="Arial" w:eastAsia="Arial" w:hAnsi="Arial"/>
+          <w:sz w:val="20"/>
+          <w:szCs w:val="20"/>
+        </w:rPr>
+        <w:t xml:space="preserve">• </w:t>
+      </w:r>
+      <w:r>
+        <w:rPr>
+          <w:rFonts w:ascii="Arial" w:cs="Arial" w:eastAsia="Arial" w:hAnsi="Arial"/>
+          <w:sz w:val="20"/>
+          <w:szCs w:val="20"/>
+        </w:rPr>
+        <w:t xml:space="preserve">Movie rating system</w:t>
+      </w:r>
+    </w:p>
+    <w:p>
+      <w:pPr>
+        <w:spacing w:after="60"/>
+        <w:ind w:left="360"/>
+      </w:pPr>
+      <w:r>
+        <w:rPr>
+          <w:rFonts w:ascii="Arial" w:cs="Arial" w:eastAsia="Arial" w:hAnsi="Arial"/>
+          <w:sz w:val="20"/>
+          <w:szCs w:val="20"/>
+        </w:rPr>
+        <w:t xml:space="preserve">• </w:t>
+      </w:r>
+      <w:r>
+        <w:rPr>
+          <w:rFonts w:ascii="Arial" w:cs="Arial" w:eastAsia="Arial" w:hAnsi="Arial"/>
+          <w:sz w:val="20"/>
+          <w:szCs w:val="20"/>
+        </w:rPr>
+        <w:t xml:space="preserve">Simple inventory system</w:t>
+      </w:r>
+    </w:p>
+    <w:p>
+      <w:pPr>
+        <w:spacing w:after="60"/>
+        <w:ind w:left="360"/>
+      </w:pPr>
+      <w:r>
+        <w:rPr>
+          <w:rFonts w:ascii="Arial" w:cs="Arial" w:eastAsia="Arial" w:hAnsi="Arial"/>
+          <w:sz w:val="20"/>
+          <w:szCs w:val="20"/>
+        </w:rPr>
+        <w:t xml:space="preserve">• </w:t>
+      </w:r>
+      <w:r>
+        <w:rPr>
+          <w:rFonts w:ascii="Arial" w:cs="Arial" w:eastAsia="Arial" w:hAnsi="Arial"/>
+          <w:sz w:val="20"/>
+          <w:szCs w:val="20"/>
+        </w:rPr>
+        <w:t xml:space="preserve">To-do list manager</w:t>
+      </w:r>
+    </w:p>
+    <w:p>
+      <w:pPr>
+        <w:spacing w:after="60"/>
+      </w:pPr>
+      <w:r>
+        <w:rPr>
+          <w:rFonts w:ascii="Arial" w:cs="Arial" w:eastAsia="Arial" w:hAnsi="Arial"/>
+          <w:sz w:val="20"/>
+          <w:szCs w:val="20"/>
+        </w:rPr>
+        <w:t xml:space="preserve">Creative:</w:t>
+      </w:r>
+    </w:p>
+    <w:p>
+      <w:pPr>
+        <w:spacing w:after="60"/>
+        <w:ind w:left="360"/>
+      </w:pPr>
+      <w:r>
+        <w:rPr>
+          <w:rFonts w:ascii="Arial" w:cs="Arial" w:eastAsia="Arial" w:hAnsi="Arial"/>
+          <w:sz w:val="20"/>
+          <w:szCs w:val="20"/>
+        </w:rPr>
+        <w:t xml:space="preserve">• </w:t>
+      </w:r>
+      <w:r>
+        <w:rPr>
+          <w:rFonts w:ascii="Arial" w:cs="Arial" w:eastAsia="Arial" w:hAnsi="Arial"/>
+          <w:sz w:val="20"/>
+          <w:szCs w:val="20"/>
+        </w:rPr>
+        <w:t xml:space="preserve">Story generator (random story parts combined)</w:t>
+      </w:r>
+    </w:p>
+    <w:p>
+      <w:pPr>
+        <w:spacing w:after="60"/>
+        <w:ind w:left="360"/>
+      </w:pPr>
+      <w:r>
+        <w:rPr>
+          <w:rFonts w:ascii="Arial" w:cs="Arial" w:eastAsia="Arial" w:hAnsi="Arial"/>
+          <w:sz w:val="20"/>
+          <w:szCs w:val="20"/>
+        </w:rPr>
+        <w:t xml:space="preserve">• </w:t>
+      </w:r>
+      <w:r>
+        <w:rPr>
+          <w:rFonts w:ascii="Arial" w:cs="Arial" w:eastAsia="Arial" w:hAnsi="Arial"/>
+          <w:sz w:val="20"/>
+          <w:szCs w:val="20"/>
+        </w:rPr>
+        <w:t xml:space="preserve">ASCII art displayer</w:t>
+      </w:r>
+    </w:p>
+    <w:p>
+      <w:pPr>
+        <w:spacing w:after="60"/>
+        <w:ind w:left="360"/>
+      </w:pPr>
+      <w:r>
+        <w:rPr>
+          <w:rFonts w:ascii="Arial" w:cs="Arial" w:eastAsia="Arial" w:hAnsi="Arial"/>
+          <w:sz w:val="20"/>
+          <w:szCs w:val="20"/>
+        </w:rPr>
+        <w:t xml:space="preserve">• </w:t>
+      </w:r>
+      <w:r>
+        <w:rPr>
+          <w:rFonts w:ascii="Arial" w:cs="Arial" w:eastAsia="Arial" w:hAnsi="Arial"/>
+          <w:sz w:val="20"/>
+          <w:szCs w:val="20"/>
+        </w:rPr>
+        <w:t xml:space="preserve">Random quote picker and displayer</w:t>
+      </w:r>
+    </w:p>
+    <w:p>
+      <w:pPr>
+        <w:spacing w:after="60"/>
+        <w:ind w:left="360"/>
+      </w:pPr>
+      <w:r>
+        <w:rPr>
+          <w:rFonts w:ascii="Arial" w:cs="Arial" w:eastAsia="Arial" w:hAnsi="Arial"/>
+          <w:sz w:val="20"/>
+          <w:szCs w:val="20"/>
+        </w:rPr>
+        <w:t xml:space="preserve">• </w:t>
+      </w:r>
+      <w:r>
+        <w:rPr>
+          <w:rFonts w:ascii="Arial" w:cs="Arial" w:eastAsia="Arial" w:hAnsi="Arial"/>
+          <w:sz w:val="20"/>
+          <w:szCs w:val="20"/>
+        </w:rPr>
+        <w:t xml:space="preserve">Mad Libs game</w:t>
+      </w:r>
+    </w:p>
+    <w:p>
+      <w:pPr>
+        <w:spacing w:after="60"/>
+        <w:ind w:left="360"/>
+      </w:pPr>
+      <w:r>
+        <w:rPr>
+          <w:rFonts w:ascii="Arial" w:cs="Arial" w:eastAsia="Arial" w:hAnsi="Arial"/>
+          <w:sz w:val="20"/>
+          <w:szCs w:val="20"/>
+        </w:rPr>
+        <w:t xml:space="preserve">• </w:t>
+      </w:r>
+      <w:r>
+        <w:rPr>
+          <w:rFonts w:ascii="Arial" w:cs="Arial" w:eastAsia="Arial" w:hAnsi="Arial"/>
+          <w:sz w:val="20"/>
+          <w:szCs w:val="20"/>
+        </w:rPr>
+        <w:t xml:space="preserve">Simple calendar or schedule</w:t>
+      </w:r>
+    </w:p>
+    <w:p>
+      <w:pPr>
+        <w:spacing w:after="160"/>
       </w:pPr>
     </w:p>
     <w:p>
@@ -1432,6 +2670,537 @@
     <w:p>
       <w:pPr>
         <w:spacing w:after="120"/>
+      </w:pPr>
+    </w:p>
+    <w:p>
+      <w:pPr>
+        <w:pBdr>
+          <w:bottom w:val="single" w:color="2B5797" w:sz="4" w:space="4"/>
+        </w:pBdr>
+        <w:spacing w:after="100" w:before="120"/>
+      </w:pPr>
+      <w:r>
+        <w:rPr>
+          <w:rFonts w:ascii="Arial" w:cs="Arial" w:eastAsia="Arial" w:hAnsi="Arial"/>
+          <w:b/>
+          <w:bCs/>
+          <w:color w:val="2B5797"/>
+          <w:sz w:val="24"/>
+          <w:szCs w:val="24"/>
+        </w:rPr>
+        <w:t xml:space="preserve">Guided Practice</w:t>
+      </w:r>
+    </w:p>
+    <w:p>
+      <w:pPr>
+        <w:spacing w:after="60"/>
+      </w:pPr>
+      <w:r>
+        <w:rPr>
+          <w:rFonts w:ascii="Arial" w:cs="Arial" w:eastAsia="Arial" w:hAnsi="Arial"/>
+          <w:sz w:val="20"/>
+          <w:szCs w:val="20"/>
+        </w:rPr>
+        <w:t xml:space="preserve">Your program should:</w:t>
+      </w:r>
+    </w:p>
+    <w:p>
+      <w:pPr>
+        <w:spacing w:after="60"/>
+      </w:pPr>
+      <w:r>
+        <w:rPr>
+          <w:rFonts w:ascii="Arial" w:cs="Arial" w:eastAsia="Arial" w:hAnsi="Arial"/>
+          <w:sz w:val="20"/>
+          <w:szCs w:val="20"/>
+        </w:rPr>
+        <w:t xml:space="preserve">1. Solve a real problem — It should do something useful or fun</w:t>
+      </w:r>
+    </w:p>
+    <w:p>
+      <w:pPr>
+        <w:spacing w:after="60"/>
+      </w:pPr>
+      <w:r>
+        <w:rPr>
+          <w:rFonts w:ascii="Arial" w:cs="Arial" w:eastAsia="Arial" w:hAnsi="Arial"/>
+          <w:sz w:val="20"/>
+          <w:szCs w:val="20"/>
+        </w:rPr>
+        <w:t xml:space="preserve">2. Use 5+ functions — Each with a clear purpose</w:t>
+      </w:r>
+    </w:p>
+    <w:p>
+      <w:pPr>
+        <w:spacing w:after="60"/>
+      </w:pPr>
+      <w:r>
+        <w:rPr>
+          <w:rFonts w:ascii="Arial" w:cs="Arial" w:eastAsia="Arial" w:hAnsi="Arial"/>
+          <w:sz w:val="20"/>
+          <w:szCs w:val="20"/>
+        </w:rPr>
+        <w:t xml:space="preserve">3. Have good documentation — Docstrings and comments</w:t>
+      </w:r>
+    </w:p>
+    <w:p>
+      <w:pPr>
+        <w:spacing w:after="60"/>
+      </w:pPr>
+      <w:r>
+        <w:rPr>
+          <w:rFonts w:ascii="Arial" w:cs="Arial" w:eastAsia="Arial" w:hAnsi="Arial"/>
+          <w:sz w:val="20"/>
+          <w:szCs w:val="20"/>
+        </w:rPr>
+        <w:t xml:space="preserve">4. Use proper scope — Local variables, return values (no unnecessary globals)</w:t>
+      </w:r>
+    </w:p>
+    <w:p>
+      <w:pPr>
+        <w:spacing w:after="60"/>
+      </w:pPr>
+      <w:r>
+        <w:rPr>
+          <w:rFonts w:ascii="Arial" w:cs="Arial" w:eastAsia="Arial" w:hAnsi="Arial"/>
+          <w:sz w:val="20"/>
+          <w:szCs w:val="20"/>
+        </w:rPr>
+        <w:t xml:space="preserve">5. Have a main() function — That orchestrates the program</w:t>
+      </w:r>
+    </w:p>
+    <w:p>
+      <w:pPr>
+        <w:spacing w:after="60"/>
+      </w:pPr>
+      <w:r>
+        <w:rPr>
+          <w:rFonts w:ascii="Arial" w:cs="Arial" w:eastAsia="Arial" w:hAnsi="Arial"/>
+          <w:sz w:val="20"/>
+          <w:szCs w:val="20"/>
+        </w:rPr>
+        <w:t xml:space="preserve">6. Be fully tested — Work with multiple inputs without errors</w:t>
+      </w:r>
+    </w:p>
+    <w:p>
+      <w:pPr>
+        <w:spacing w:after="60"/>
+      </w:pPr>
+      <w:r>
+        <w:rPr>
+          <w:rFonts w:ascii="Arial" w:cs="Arial" w:eastAsia="Arial" w:hAnsi="Arial"/>
+          <w:sz w:val="20"/>
+          <w:szCs w:val="20"/>
+        </w:rPr>
+        <w:t xml:space="preserve">7. Be 200+ lines — Substantial program showing your skills</w:t>
+      </w:r>
+    </w:p>
+    <w:p>
+      <w:pPr>
+        <w:spacing w:after="60"/>
+      </w:pPr>
+      <w:r>
+        <w:rPr>
+          <w:rFonts w:ascii="Arial" w:cs="Arial" w:eastAsia="Arial" w:hAnsi="Arial"/>
+          <w:sz w:val="20"/>
+          <w:szCs w:val="20"/>
+        </w:rPr>
+        <w:t xml:space="preserve">1. Decide on your idea — What will your program do?</w:t>
+      </w:r>
+    </w:p>
+    <w:p>
+      <w:pPr>
+        <w:spacing w:after="60"/>
+      </w:pPr>
+      <w:r>
+        <w:rPr>
+          <w:rFonts w:ascii="Arial" w:cs="Arial" w:eastAsia="Arial" w:hAnsi="Arial"/>
+          <w:sz w:val="20"/>
+          <w:szCs w:val="20"/>
+        </w:rPr>
+        <w:t xml:space="preserve">2. Design functions — List all functions you need</w:t>
+      </w:r>
+    </w:p>
+    <w:p>
+      <w:pPr>
+        <w:spacing w:after="60"/>
+      </w:pPr>
+      <w:r>
+        <w:rPr>
+          <w:rFonts w:ascii="Arial" w:cs="Arial" w:eastAsia="Arial" w:hAnsi="Arial"/>
+          <w:sz w:val="20"/>
+          <w:szCs w:val="20"/>
+        </w:rPr>
+        <w:t xml:space="preserve">3. Sketch the flow — How does main() orchestrate them?</w:t>
+      </w:r>
+    </w:p>
+    <w:p>
+      <w:pPr>
+        <w:spacing w:after="60"/>
+      </w:pPr>
+      <w:r>
+        <w:rPr>
+          <w:rFonts w:ascii="Arial" w:cs="Arial" w:eastAsia="Arial" w:hAnsi="Arial"/>
+          <w:sz w:val="20"/>
+          <w:szCs w:val="20"/>
+        </w:rPr>
+        <w:t xml:space="preserve">4. Implement — Write functions, test them</w:t>
+      </w:r>
+    </w:p>
+    <w:p>
+      <w:pPr>
+        <w:spacing w:after="60"/>
+      </w:pPr>
+      <w:r>
+        <w:rPr>
+          <w:rFonts w:ascii="Arial" w:cs="Arial" w:eastAsia="Arial" w:hAnsi="Arial"/>
+          <w:sz w:val="20"/>
+          <w:szCs w:val="20"/>
+        </w:rPr>
+        <w:t xml:space="preserve">5. Integrate — Connect them in main()</w:t>
+      </w:r>
+    </w:p>
+    <w:p>
+      <w:pPr>
+        <w:spacing w:after="60"/>
+      </w:pPr>
+      <w:r>
+        <w:rPr>
+          <w:rFonts w:ascii="Arial" w:cs="Arial" w:eastAsia="Arial" w:hAnsi="Arial"/>
+          <w:sz w:val="20"/>
+          <w:szCs w:val="20"/>
+        </w:rPr>
+        <w:t xml:space="preserve">6. Test thoroughly — Find and fix bugs</w:t>
+      </w:r>
+    </w:p>
+    <w:p>
+      <w:pPr>
+        <w:spacing w:after="60"/>
+      </w:pPr>
+      <w:r>
+        <w:rPr>
+          <w:rFonts w:ascii="Arial" w:cs="Arial" w:eastAsia="Arial" w:hAnsi="Arial"/>
+          <w:sz w:val="20"/>
+          <w:szCs w:val="20"/>
+        </w:rPr>
+        <w:t xml:space="preserve">7. Refine — Improve code clarity and efficiency</w:t>
+      </w:r>
+    </w:p>
+    <w:p>
+      <w:pPr>
+        <w:spacing w:after="60"/>
+      </w:pPr>
+      <w:r>
+        <w:rPr>
+          <w:rFonts w:ascii="Arial" w:cs="Arial" w:eastAsia="Arial" w:hAnsi="Arial"/>
+          <w:sz w:val="20"/>
+          <w:szCs w:val="20"/>
+        </w:rPr>
+        <w:t xml:space="preserve">Use this template:</w:t>
+      </w:r>
+    </w:p>
+    <w:p>
+      <w:pPr>
+        <w:spacing w:after="60"/>
+      </w:pPr>
+      <w:r>
+        <w:rPr>
+          <w:rFonts w:ascii="Arial" w:cs="Arial" w:eastAsia="Arial" w:hAnsi="Arial"/>
+          <w:sz w:val="20"/>
+          <w:szCs w:val="20"/>
+        </w:rPr>
+        <w:t xml:space="preserve">If you have a clear idea:</w:t>
+      </w:r>
+    </w:p>
+    <w:p>
+      <w:pPr>
+        <w:spacing w:after="60"/>
+      </w:pPr>
+      <w:r>
+        <w:rPr>
+          <w:rFonts w:ascii="Arial" w:cs="Arial" w:eastAsia="Arial" w:hAnsi="Arial"/>
+          <w:sz w:val="20"/>
+          <w:szCs w:val="20"/>
+        </w:rPr>
+        <w:t xml:space="preserve">1. Design on paper first (5 min)</w:t>
+      </w:r>
+    </w:p>
+    <w:p>
+      <w:pPr>
+        <w:spacing w:after="60"/>
+      </w:pPr>
+      <w:r>
+        <w:rPr>
+          <w:rFonts w:ascii="Arial" w:cs="Arial" w:eastAsia="Arial" w:hAnsi="Arial"/>
+          <w:sz w:val="20"/>
+          <w:szCs w:val="20"/>
+        </w:rPr>
+        <w:t xml:space="preserve">2. Write helper functions (15 min)</w:t>
+      </w:r>
+    </w:p>
+    <w:p>
+      <w:pPr>
+        <w:spacing w:after="60"/>
+      </w:pPr>
+      <w:r>
+        <w:rPr>
+          <w:rFonts w:ascii="Arial" w:cs="Arial" w:eastAsia="Arial" w:hAnsi="Arial"/>
+          <w:sz w:val="20"/>
+          <w:szCs w:val="20"/>
+        </w:rPr>
+        <w:t xml:space="preserve">3. Test helpers (5 min)</w:t>
+      </w:r>
+    </w:p>
+    <w:p>
+      <w:pPr>
+        <w:spacing w:after="60"/>
+      </w:pPr>
+      <w:r>
+        <w:rPr>
+          <w:rFonts w:ascii="Arial" w:cs="Arial" w:eastAsia="Arial" w:hAnsi="Arial"/>
+          <w:sz w:val="20"/>
+          <w:szCs w:val="20"/>
+        </w:rPr>
+        <w:t xml:space="preserve">4. Write main() (10 min)</w:t>
+      </w:r>
+    </w:p>
+    <w:p>
+      <w:pPr>
+        <w:spacing w:after="60"/>
+      </w:pPr>
+      <w:r>
+        <w:rPr>
+          <w:rFonts w:ascii="Arial" w:cs="Arial" w:eastAsia="Arial" w:hAnsi="Arial"/>
+          <w:sz w:val="20"/>
+          <w:szCs w:val="20"/>
+        </w:rPr>
+        <w:t xml:space="preserve">5. Integrate and test (10 min)</w:t>
+      </w:r>
+    </w:p>
+    <w:p>
+      <w:pPr>
+        <w:spacing w:after="60"/>
+      </w:pPr>
+      <w:r>
+        <w:rPr>
+          <w:rFonts w:ascii="Arial" w:cs="Arial" w:eastAsia="Arial" w:hAnsi="Arial"/>
+          <w:sz w:val="20"/>
+          <w:szCs w:val="20"/>
+        </w:rPr>
+        <w:t xml:space="preserve">6. Refine and document (5 min)</w:t>
+      </w:r>
+    </w:p>
+    <w:p>
+      <w:pPr>
+        <w:spacing w:after="60"/>
+      </w:pPr>
+      <w:r>
+        <w:rPr>
+          <w:rFonts w:ascii="Arial" w:cs="Arial" w:eastAsia="Arial" w:hAnsi="Arial"/>
+          <w:sz w:val="20"/>
+          <w:szCs w:val="20"/>
+        </w:rPr>
+        <w:t xml:space="preserve">If you're unsure:</w:t>
+      </w:r>
+    </w:p>
+    <w:p>
+      <w:pPr>
+        <w:spacing w:after="60"/>
+      </w:pPr>
+      <w:r>
+        <w:rPr>
+          <w:rFonts w:ascii="Arial" w:cs="Arial" w:eastAsia="Arial" w:hAnsi="Arial"/>
+          <w:sz w:val="20"/>
+          <w:szCs w:val="20"/>
+        </w:rPr>
+        <w:t xml:space="preserve">1. Look at the project ideas above</w:t>
+      </w:r>
+    </w:p>
+    <w:p>
+      <w:pPr>
+        <w:spacing w:after="60"/>
+      </w:pPr>
+      <w:r>
+        <w:rPr>
+          <w:rFonts w:ascii="Arial" w:cs="Arial" w:eastAsia="Arial" w:hAnsi="Arial"/>
+          <w:sz w:val="20"/>
+          <w:szCs w:val="20"/>
+        </w:rPr>
+        <w:t xml:space="preserve">2. Pick the one that interests you most</w:t>
+      </w:r>
+    </w:p>
+    <w:p>
+      <w:pPr>
+        <w:spacing w:after="60"/>
+      </w:pPr>
+      <w:r>
+        <w:rPr>
+          <w:rFonts w:ascii="Arial" w:cs="Arial" w:eastAsia="Arial" w:hAnsi="Arial"/>
+          <w:sz w:val="20"/>
+          <w:szCs w:val="20"/>
+        </w:rPr>
+        <w:t xml:space="preserve">3. Design it (what are the main tasks?)</w:t>
+      </w:r>
+    </w:p>
+    <w:p>
+      <w:pPr>
+        <w:spacing w:after="60"/>
+      </w:pPr>
+      <w:r>
+        <w:rPr>
+          <w:rFonts w:ascii="Arial" w:cs="Arial" w:eastAsia="Arial" w:hAnsi="Arial"/>
+          <w:sz w:val="20"/>
+          <w:szCs w:val="20"/>
+        </w:rPr>
+        <w:t xml:space="preserve">4. Start coding the easy parts first</w:t>
+      </w:r>
+    </w:p>
+    <w:p>
+      <w:pPr>
+        <w:spacing w:after="60"/>
+      </w:pPr>
+      <w:r>
+        <w:rPr>
+          <w:rFonts w:ascii="Arial" w:cs="Arial" w:eastAsia="Arial" w:hAnsi="Arial"/>
+          <w:sz w:val="20"/>
+          <w:szCs w:val="20"/>
+        </w:rPr>
+        <w:t xml:space="preserve">5. Build up from there</w:t>
+      </w:r>
+    </w:p>
+    <w:p>
+      <w:pPr>
+        <w:spacing w:after="60"/>
+      </w:pPr>
+      <w:r>
+        <w:rPr>
+          <w:rFonts w:ascii="Arial" w:cs="Arial" w:eastAsia="Arial" w:hAnsi="Arial"/>
+          <w:sz w:val="20"/>
+          <w:szCs w:val="20"/>
+        </w:rPr>
+        <w:t xml:space="preserve">- What does the user do first?</w:t>
+      </w:r>
+    </w:p>
+    <w:p>
+      <w:pPr>
+        <w:spacing w:after="60"/>
+      </w:pPr>
+      <w:r>
+        <w:rPr>
+          <w:rFonts w:ascii="Arial" w:cs="Arial" w:eastAsia="Arial" w:hAnsi="Arial"/>
+          <w:sz w:val="20"/>
+          <w:szCs w:val="20"/>
+        </w:rPr>
+        <w:t xml:space="preserve">- What does the program need to do in response?</w:t>
+      </w:r>
+    </w:p>
+    <w:p>
+      <w:pPr>
+        <w:spacing w:after="60"/>
+      </w:pPr>
+      <w:r>
+        <w:rPr>
+          <w:rFonts w:ascii="Arial" w:cs="Arial" w:eastAsia="Arial" w:hAnsi="Arial"/>
+          <w:sz w:val="20"/>
+          <w:szCs w:val="20"/>
+        </w:rPr>
+        <w:t xml:space="preserve">- What functions would make that happen?</w:t>
+      </w:r>
+    </w:p>
+    <w:p>
+      <w:pPr>
+        <w:spacing w:after="60"/>
+      </w:pPr>
+      <w:r>
+        <w:rPr>
+          <w:rFonts w:ascii="Arial" w:cs="Arial" w:eastAsia="Arial" w:hAnsi="Arial"/>
+          <w:sz w:val="20"/>
+          <w:szCs w:val="20"/>
+        </w:rPr>
+        <w:t xml:space="preserve">- Can any of those functions be broken into smaller functions?</w:t>
+      </w:r>
+    </w:p>
+    <w:p>
+      <w:pPr>
+        <w:spacing w:after="60"/>
+      </w:pPr>
+      <w:r>
+        <w:rPr>
+          <w:rFonts w:ascii="Arial" w:cs="Arial" w:eastAsia="Arial" w:hAnsi="Arial"/>
+          <w:sz w:val="20"/>
+          <w:szCs w:val="20"/>
+        </w:rPr>
+        <w:t xml:space="preserve">- What data flows between functions?</w:t>
+      </w:r>
+    </w:p>
+    <w:p>
+      <w:pPr>
+        <w:spacing w:after="60"/>
+      </w:pPr>
+      <w:r>
+        <w:rPr>
+          <w:rFonts w:ascii="Arial" w:cs="Arial" w:eastAsia="Arial" w:hAnsi="Arial"/>
+          <w:sz w:val="20"/>
+          <w:szCs w:val="20"/>
+        </w:rPr>
+        <w:t xml:space="preserve">Submit:</w:t>
+      </w:r>
+    </w:p>
+    <w:p>
+      <w:pPr>
+        <w:spacing w:after="60"/>
+      </w:pPr>
+      <w:r>
+        <w:rPr>
+          <w:rFonts w:ascii="Arial" w:cs="Arial" w:eastAsia="Arial" w:hAnsi="Arial"/>
+          <w:sz w:val="20"/>
+          <w:szCs w:val="20"/>
+        </w:rPr>
+        <w:t xml:space="preserve">1. Complete program code (300+ lines)</w:t>
+      </w:r>
+    </w:p>
+    <w:p>
+      <w:pPr>
+        <w:spacing w:after="60"/>
+      </w:pPr>
+      <w:r>
+        <w:rPr>
+          <w:rFonts w:ascii="Arial" w:cs="Arial" w:eastAsia="Arial" w:hAnsi="Arial"/>
+          <w:sz w:val="20"/>
+          <w:szCs w:val="20"/>
+        </w:rPr>
+        <w:t xml:space="preserve">2. Design document explaining your functions</w:t>
+      </w:r>
+    </w:p>
+    <w:p>
+      <w:pPr>
+        <w:spacing w:after="60"/>
+      </w:pPr>
+      <w:r>
+        <w:rPr>
+          <w:rFonts w:ascii="Arial" w:cs="Arial" w:eastAsia="Arial" w:hAnsi="Arial"/>
+          <w:sz w:val="20"/>
+          <w:szCs w:val="20"/>
+        </w:rPr>
+        <w:t xml:space="preserve">3. Sample output showing the program working</w:t>
+      </w:r>
+    </w:p>
+    <w:p>
+      <w:pPr>
+        <w:spacing w:after="60"/>
+      </w:pPr>
+      <w:r>
+        <w:rPr>
+          <w:rFonts w:ascii="Arial" w:cs="Arial" w:eastAsia="Arial" w:hAnsi="Arial"/>
+          <w:sz w:val="20"/>
+          <w:szCs w:val="20"/>
+        </w:rPr>
+        <w:t xml:space="preserve">4. Brief reflection on your design choices</w:t>
+      </w:r>
+    </w:p>
+    <w:p>
+      <w:pPr>
+        <w:spacing w:after="160"/>
       </w:pPr>
     </w:p>
     <w:p>
